--- a/TS-Kramam/TS-5.1/TS 5.1 Tamil Krama Paatam Corrections.docx
+++ b/TS-Kramam/TS-5.1/TS 5.1 Tamil Krama Paatam Corrections.docx
@@ -2734,7 +2734,7 @@
       </w:tr>
       <w:tr>
         <w:trPr>
-          <w:trHeight w:val="962"/>
+          <w:trHeight w:val="1408"/>
         </w:trPr>
         <w:tc>
           <w:tcPr>
@@ -2749,12 +2749,12 @@
               <w:autoSpaceDE w:val="0"/>
               <w:autoSpaceDN w:val="0"/>
               <w:adjustRightInd w:val="0"/>
-              <w:spacing w:before="0" w:line="252" w:lineRule="auto"/>
+              <w:spacing w:before="0" w:line="240" w:lineRule="auto"/>
               <w:ind w:right="297"/>
               <w:rPr>
                 <w:rFonts w:cs="Arial"/>
                 <w:b/>
-                <w:color w:val="000000"/>
+                <w:color w:val="EE0000"/>
                 <w:sz w:val="28"/>
                 <w:szCs w:val="28"/>
               </w:rPr>
@@ -2763,51 +2763,11 @@
               <w:rPr>
                 <w:rFonts w:cs="Arial"/>
                 <w:b/>
-                <w:color w:val="000000"/>
-                <w:sz w:val="28"/>
-                <w:szCs w:val="28"/>
-              </w:rPr>
-              <w:t>T.S.5.1.</w:t>
-            </w:r>
-            <w:r>
-              <w:rPr>
-                <w:rFonts w:cs="Arial"/>
-                <w:b/>
-                <w:color w:val="000000"/>
-                <w:sz w:val="28"/>
-                <w:szCs w:val="28"/>
-              </w:rPr>
-              <w:t>6</w:t>
-            </w:r>
-            <w:r>
-              <w:rPr>
-                <w:rFonts w:cs="Arial"/>
-                <w:b/>
-                <w:color w:val="000000"/>
-                <w:sz w:val="28"/>
-                <w:szCs w:val="28"/>
-              </w:rPr>
-              <w:t>.</w:t>
-            </w:r>
-            <w:r>
-              <w:rPr>
-                <w:rFonts w:cs="Arial"/>
-                <w:b/>
-                <w:color w:val="000000"/>
-                <w:sz w:val="28"/>
-                <w:szCs w:val="28"/>
-              </w:rPr>
-              <w:t>4</w:t>
-            </w:r>
-            <w:r>
-              <w:rPr>
-                <w:rFonts w:cs="Arial"/>
-                <w:b/>
-                <w:color w:val="000000"/>
-                <w:sz w:val="28"/>
-                <w:szCs w:val="28"/>
-              </w:rPr>
-              <w:t xml:space="preserve"> – Kramam</w:t>
+                <w:color w:val="EE0000"/>
+                <w:sz w:val="28"/>
+                <w:szCs w:val="28"/>
+              </w:rPr>
+              <w:t>T.S.5.1.2.6 – Kramam</w:t>
             </w:r>
           </w:p>
           <w:p>
@@ -2819,12 +2779,12 @@
               <w:autoSpaceDE w:val="0"/>
               <w:autoSpaceDN w:val="0"/>
               <w:adjustRightInd w:val="0"/>
-              <w:spacing w:before="0" w:line="252" w:lineRule="auto"/>
+              <w:spacing w:before="0" w:line="240" w:lineRule="auto"/>
               <w:ind w:right="297"/>
               <w:rPr>
                 <w:rFonts w:cstheme="minorBidi"/>
                 <w:b/>
-                <w:color w:val="000000"/>
+                <w:color w:val="EE0000"/>
                 <w:sz w:val="28"/>
                 <w:szCs w:val="28"/>
                 <w:lang w:val="en-IN" w:bidi="ta-IN"/>
@@ -2834,32 +2794,12 @@
               <w:rPr>
                 <w:rFonts w:cs="Arial"/>
                 <w:b/>
-                <w:color w:val="000000"/>
-                <w:sz w:val="28"/>
-                <w:szCs w:val="28"/>
-              </w:rPr>
-              <w:t xml:space="preserve">Krama Vaakyam No.– </w:t>
-            </w:r>
-            <w:r>
-              <w:rPr>
-                <w:rFonts w:cs="Arial"/>
-                <w:b/>
-                <w:color w:val="000000"/>
-                <w:sz w:val="28"/>
-                <w:szCs w:val="28"/>
-              </w:rPr>
-              <w:t>1</w:t>
-            </w:r>
-            <w:r>
-              <w:rPr>
-                <w:rFonts w:cs="Arial"/>
-                <w:b/>
-                <w:color w:val="000000"/>
+                <w:color w:val="EE0000"/>
                 <w:sz w:val="28"/>
                 <w:szCs w:val="28"/>
                 <w:lang w:val="en-IN"/>
               </w:rPr>
-              <w:t>1</w:t>
+              <w:t>Krama Vaakyam No.– 82</w:t>
             </w:r>
           </w:p>
           <w:p>
@@ -2871,35 +2811,27 @@
               <w:autoSpaceDE w:val="0"/>
               <w:autoSpaceDN w:val="0"/>
               <w:adjustRightInd w:val="0"/>
-              <w:spacing w:before="0" w:line="252" w:lineRule="auto"/>
+              <w:spacing w:before="0" w:line="240" w:lineRule="auto"/>
               <w:ind w:right="297"/>
               <w:rPr>
                 <w:rFonts w:cs="Arial"/>
                 <w:b/>
-                <w:color w:val="000000"/>
-                <w:sz w:val="28"/>
-                <w:szCs w:val="28"/>
+                <w:color w:val="EE0000"/>
+                <w:sz w:val="28"/>
+                <w:szCs w:val="28"/>
+                <w:lang w:val="it-IT"/>
               </w:rPr>
             </w:pPr>
             <w:r>
               <w:rPr>
                 <w:rFonts w:cs="Arial"/>
                 <w:b/>
-                <w:color w:val="000000"/>
-                <w:sz w:val="28"/>
-                <w:szCs w:val="28"/>
-              </w:rPr>
-              <w:t xml:space="preserve">Panchaati No. - </w:t>
-            </w:r>
-            <w:r>
-              <w:rPr>
-                <w:rFonts w:cs="Arial"/>
-                <w:b/>
-                <w:color w:val="000000"/>
-                <w:sz w:val="28"/>
-                <w:szCs w:val="28"/>
-              </w:rPr>
-              <w:t>34</w:t>
+                <w:color w:val="EE0000"/>
+                <w:sz w:val="28"/>
+                <w:szCs w:val="28"/>
+                <w:lang w:val="it-IT"/>
+              </w:rPr>
+              <w:t>Panchaati No. - 10</w:t>
             </w:r>
           </w:p>
         </w:tc>
@@ -2914,106 +2846,337 @@
               <w:autoSpaceDN w:val="0"/>
               <w:adjustRightInd w:val="0"/>
               <w:spacing w:before="0" w:line="240" w:lineRule="auto"/>
-              <w:rPr>
-                <w:rFonts w:ascii="Latha" w:hAnsi="Latha" w:cs="Latha"/>
-                <w:sz w:val="28"/>
-                <w:szCs w:val="28"/>
-                <w:cs/>
-                <w:lang w:bidi="ta-IN"/>
+              <w:ind w:right="-138"/>
+              <w:rPr>
+                <w:rFonts w:ascii="BRH Malayalam Extra" w:eastAsia="Times New Roman" w:hAnsi="BRH Malayalam Extra" w:cs="BRH Malayalam Extra"/>
+                <w:color w:val="EE0000"/>
+                <w:sz w:val="40"/>
+                <w:szCs w:val="40"/>
+                <w:lang w:val="it-IT" w:eastAsia="en-IN" w:bidi="ml-IN"/>
               </w:rPr>
             </w:pPr>
             <w:r>
               <w:rPr>
                 <w:rFonts w:ascii="Latha" w:hAnsi="Latha" w:cs="Latha"/>
-                <w:sz w:val="28"/>
-                <w:szCs w:val="28"/>
-                <w:cs/>
-                <w:lang w:bidi="ta-IN"/>
-              </w:rPr>
-              <w:t>அன்வ</w:t>
-            </w:r>
-            <w:r>
-              <w:rPr>
-                <w:rFonts w:ascii="BRH Tamil Tab Extra" w:hAnsi="BRH Tamil Tab Extra" w:cs="Latha"/>
-                <w:b/>
-                <w:sz w:val="32"/>
-                <w:szCs w:val="28"/>
-                <w:lang w:bidi="ta-IN"/>
-              </w:rPr>
-              <w:t>…</w:t>
-            </w:r>
-            <w:r>
-              <w:rPr>
-                <w:rFonts w:ascii="Latha" w:hAnsi="Latha" w:cs="Latha"/>
-                <w:sz w:val="28"/>
-                <w:szCs w:val="28"/>
-                <w:cs/>
-                <w:lang w:bidi="ta-IN"/>
-              </w:rPr>
-              <w:t>ன்யை</w:t>
+                <w:color w:val="EE0000"/>
+                <w:sz w:val="28"/>
+                <w:szCs w:val="28"/>
+                <w:cs/>
+                <w:lang w:bidi="ta-IN"/>
+              </w:rPr>
+              <w:t>ஏ</w:t>
+            </w:r>
+            <w:r>
+              <w:rPr>
+                <w:rFonts w:ascii="BRH Tamil Tab Extra" w:hAnsi="BRH Tamil Tab Extra" w:cs="Latha"/>
+                <w:b/>
+                <w:color w:val="EE0000"/>
+                <w:sz w:val="32"/>
+                <w:szCs w:val="28"/>
+                <w:lang w:val="it-IT" w:bidi="ta-IN"/>
+              </w:rPr>
+              <w:t>…</w:t>
+            </w:r>
+            <w:r>
+              <w:rPr>
+                <w:rFonts w:ascii="Latha" w:hAnsi="Latha" w:cs="Latha"/>
+                <w:color w:val="EE0000"/>
+                <w:sz w:val="28"/>
+                <w:szCs w:val="28"/>
+                <w:cs/>
+                <w:lang w:bidi="ta-IN"/>
+              </w:rPr>
+              <w:t>ன</w:t>
+            </w:r>
+            <w:r>
+              <w:rPr>
+                <w:rFonts w:ascii="BRH Tamil Tab Extra" w:hAnsi="BRH Tamil Tab Extra" w:cs="Latha"/>
+                <w:b/>
+                <w:color w:val="EE0000"/>
+                <w:sz w:val="32"/>
+                <w:szCs w:val="28"/>
+                <w:lang w:val="it-IT" w:bidi="ta-IN"/>
+              </w:rPr>
+              <w:t>…</w:t>
+            </w:r>
+            <w:r>
+              <w:rPr>
+                <w:rFonts w:ascii="BRH Devanagari Extra" w:hAnsi="BRH Devanagari Extra" w:cs="Latha"/>
+                <w:b/>
+                <w:color w:val="EE0000"/>
+                <w:sz w:val="36"/>
+                <w:szCs w:val="28"/>
+                <w:lang w:val="it-IT" w:bidi="ta-IN"/>
+              </w:rPr>
+              <w:t>ò</w:t>
+            </w:r>
+            <w:r>
+              <w:rPr>
+                <w:rFonts w:ascii="BRH Tamil Tab Extra" w:hAnsi="BRH Tamil Tab Extra" w:cs="Latha"/>
+                <w:b/>
+                <w:color w:val="EE0000"/>
+                <w:sz w:val="32"/>
+                <w:szCs w:val="28"/>
+                <w:lang w:val="it-IT" w:bidi="ta-IN"/>
+              </w:rPr>
+              <w:t>…</w:t>
+            </w:r>
+            <w:r>
+              <w:rPr>
+                <w:rFonts w:ascii="Latha" w:hAnsi="Latha" w:cs="Latha"/>
+                <w:color w:val="EE0000"/>
+                <w:sz w:val="28"/>
+                <w:szCs w:val="28"/>
+                <w:lang w:val="it-IT" w:bidi="ta-IN"/>
+              </w:rPr>
+              <w:t xml:space="preserve"> </w:t>
+            </w:r>
+            <w:r>
+              <w:rPr>
+                <w:rFonts w:ascii="Latha" w:hAnsi="Latha" w:cs="Latha"/>
+                <w:color w:val="EE0000"/>
+                <w:sz w:val="28"/>
+                <w:szCs w:val="28"/>
+                <w:cs/>
+                <w:lang w:bidi="ta-IN"/>
+              </w:rPr>
+              <w:t>ஸ்த்</w:t>
             </w:r>
             <w:r>
               <w:rPr>
                 <w:rFonts w:ascii="Latha" w:hAnsi="Latha" w:cs="Latha"/>
                 <w:b/>
                 <w:bCs/>
-                <w:sz w:val="32"/>
-                <w:szCs w:val="32"/>
-                <w:cs/>
-                <w:lang w:bidi="ta-IN"/>
-              </w:rPr>
-              <w:t>:</w:t>
-            </w:r>
-            <w:r>
-              <w:rPr>
-                <w:rFonts w:ascii="Latha" w:hAnsi="Latha" w:cs="Latha"/>
-                <w:sz w:val="28"/>
-                <w:szCs w:val="28"/>
-                <w:lang w:bidi="ta-IN"/>
+                <w:i/>
+                <w:iCs/>
+                <w:color w:val="EE0000"/>
+                <w:sz w:val="28"/>
+                <w:szCs w:val="28"/>
+                <w:cs/>
+                <w:lang w:bidi="ta-IN"/>
+              </w:rPr>
+              <w:t>ரு</w:t>
+            </w:r>
+            <w:r>
+              <w:rPr>
+                <w:rFonts w:ascii="BRH Tamil Tab Extra" w:hAnsi="BRH Tamil Tab Extra" w:cs="Latha"/>
+                <w:b/>
+                <w:color w:val="EE0000"/>
+                <w:sz w:val="32"/>
+                <w:szCs w:val="28"/>
+                <w:lang w:val="it-IT" w:bidi="ta-IN"/>
+              </w:rPr>
+              <w:t>…</w:t>
+            </w:r>
+            <w:r>
+              <w:rPr>
+                <w:rFonts w:ascii="Latha" w:hAnsi="Latha" w:cs="Latha"/>
+                <w:color w:val="EE0000"/>
+                <w:sz w:val="28"/>
+                <w:szCs w:val="28"/>
+                <w:cs/>
+                <w:lang w:bidi="ta-IN"/>
+              </w:rPr>
+              <w:t>ணு</w:t>
+            </w:r>
+            <w:r>
+              <w:rPr>
+                <w:rFonts w:ascii="BRH Tamil Tab Extra" w:hAnsi="BRH Tamil Tab Extra" w:cs="Latha"/>
+                <w:b/>
+                <w:color w:val="EE0000"/>
+                <w:sz w:val="32"/>
+                <w:szCs w:val="28"/>
+                <w:lang w:val="it-IT" w:bidi="ta-IN"/>
+              </w:rPr>
+              <w:t>…</w:t>
+            </w:r>
+            <w:r>
+              <w:rPr>
+                <w:rFonts w:ascii="Latha" w:hAnsi="Latha" w:cs="Latha"/>
+                <w:color w:val="EE0000"/>
+                <w:sz w:val="28"/>
+                <w:szCs w:val="28"/>
+                <w:cs/>
+                <w:lang w:bidi="ta-IN"/>
+              </w:rPr>
+              <w:t>தே</w:t>
+            </w:r>
+            <w:r>
+              <w:rPr>
+                <w:rFonts w:ascii="BRH Tamil Tab Extra" w:hAnsi="BRH Tamil Tab Extra" w:cs="Latha"/>
+                <w:b/>
+                <w:color w:val="EE0000"/>
+                <w:sz w:val="32"/>
+                <w:szCs w:val="28"/>
+                <w:lang w:val="it-IT" w:bidi="ta-IN"/>
+              </w:rPr>
+              <w:t>…</w:t>
+            </w:r>
+            <w:r>
+              <w:rPr>
+                <w:rFonts w:ascii="Latha" w:hAnsi="Latha" w:cs="Latha"/>
+                <w:color w:val="EE0000"/>
+                <w:sz w:val="28"/>
+                <w:szCs w:val="28"/>
+                <w:lang w:val="it-IT" w:bidi="ta-IN"/>
               </w:rPr>
               <w:t xml:space="preserve"> | </w:t>
             </w:r>
             <w:r>
               <w:rPr>
                 <w:rFonts w:ascii="Latha" w:hAnsi="Latha" w:cs="Latha"/>
-                <w:sz w:val="28"/>
-                <w:szCs w:val="28"/>
-                <w:lang w:bidi="ta-IN"/>
+                <w:color w:val="EE0000"/>
+                <w:sz w:val="28"/>
+                <w:szCs w:val="28"/>
+                <w:lang w:val="it-IT" w:bidi="ta-IN"/>
               </w:rPr>
               <w:br/>
             </w:r>
             <w:r>
               <w:rPr>
                 <w:rFonts w:ascii="Latha" w:hAnsi="Latha" w:cs="Latha"/>
+                <w:color w:val="EE0000"/>
+                <w:sz w:val="28"/>
+                <w:szCs w:val="28"/>
+                <w:cs/>
+                <w:lang w:bidi="ta-IN"/>
+              </w:rPr>
+              <w:t>ஸ்த்</w:t>
+            </w:r>
+            <w:r>
+              <w:rPr>
+                <w:rFonts w:ascii="Latha" w:hAnsi="Latha" w:cs="Latha"/>
+                <w:b/>
+                <w:bCs/>
+                <w:i/>
+                <w:iCs/>
+                <w:color w:val="EE0000"/>
+                <w:sz w:val="28"/>
+                <w:szCs w:val="28"/>
+                <w:cs/>
+                <w:lang w:bidi="ta-IN"/>
+              </w:rPr>
+              <w:t>ரு</w:t>
+            </w:r>
+            <w:r>
+              <w:rPr>
+                <w:rFonts w:ascii="BRH Tamil Tab Extra" w:hAnsi="BRH Tamil Tab Extra" w:cs="Latha"/>
+                <w:b/>
+                <w:color w:val="EE0000"/>
+                <w:sz w:val="32"/>
+                <w:szCs w:val="28"/>
+                <w:lang w:val="it-IT" w:bidi="ta-IN"/>
+              </w:rPr>
+              <w:t>…</w:t>
+            </w:r>
+            <w:r>
+              <w:rPr>
+                <w:rFonts w:ascii="Latha" w:hAnsi="Latha" w:cs="Latha"/>
+                <w:color w:val="EE0000"/>
+                <w:sz w:val="28"/>
+                <w:szCs w:val="28"/>
+                <w:cs/>
+                <w:lang w:bidi="ta-IN"/>
+              </w:rPr>
+              <w:t>ணு</w:t>
+            </w:r>
+            <w:r>
+              <w:rPr>
+                <w:rFonts w:ascii="BRH Tamil Tab Extra" w:hAnsi="BRH Tamil Tab Extra" w:cs="Latha"/>
+                <w:b/>
+                <w:color w:val="EE0000"/>
+                <w:sz w:val="32"/>
+                <w:szCs w:val="28"/>
+                <w:lang w:val="it-IT" w:bidi="ta-IN"/>
+              </w:rPr>
+              <w:t>…</w:t>
+            </w:r>
+            <w:r>
+              <w:rPr>
+                <w:rFonts w:ascii="Latha" w:hAnsi="Latha" w:cs="Latha"/>
+                <w:color w:val="EE0000"/>
+                <w:sz w:val="28"/>
+                <w:szCs w:val="28"/>
+                <w:cs/>
+                <w:lang w:bidi="ta-IN"/>
+              </w:rPr>
+              <w:t>த</w:t>
+            </w:r>
+            <w:r>
+              <w:rPr>
+                <w:rFonts w:ascii="BRH Tamil Tab Extra" w:hAnsi="BRH Tamil Tab Extra" w:cs="Latha"/>
+                <w:b/>
+                <w:color w:val="EE0000"/>
+                <w:sz w:val="32"/>
+                <w:szCs w:val="28"/>
+                <w:lang w:val="it-IT" w:bidi="ta-IN"/>
+              </w:rPr>
+              <w:t>…</w:t>
+            </w:r>
+            <w:r>
+              <w:rPr>
+                <w:rFonts w:ascii="Latha" w:hAnsi="Latha" w:cs="Latha"/>
+                <w:color w:val="EE0000"/>
+                <w:sz w:val="28"/>
+                <w:szCs w:val="28"/>
+                <w:lang w:val="it-IT" w:bidi="ta-IN"/>
+              </w:rPr>
+              <w:t xml:space="preserve"> </w:t>
+            </w:r>
+            <w:r>
+              <w:rPr>
+                <w:rFonts w:ascii="Latha" w:hAnsi="Latha" w:cs="Latha"/>
+                <w:color w:val="EE0000"/>
+                <w:sz w:val="28"/>
+                <w:szCs w:val="28"/>
+                <w:cs/>
+                <w:lang w:bidi="ta-IN"/>
+              </w:rPr>
+              <w:t>இதி</w:t>
+            </w:r>
+            <w:r>
+              <w:rPr>
+                <w:rFonts w:ascii="BRH Tamil Tab Extra" w:hAnsi="BRH Tamil Tab Extra" w:cs="Latha"/>
+                <w:b/>
+                <w:color w:val="EE0000"/>
+                <w:sz w:val="36"/>
+                <w:szCs w:val="28"/>
+                <w:lang w:val="it-IT" w:bidi="ta-IN"/>
+              </w:rPr>
+              <w:t>†</w:t>
+            </w:r>
+            <w:r>
+              <w:rPr>
+                <w:rFonts w:ascii="Latha" w:hAnsi="Latha" w:cs="Latha"/>
+                <w:color w:val="EE0000"/>
+                <w:sz w:val="28"/>
+                <w:szCs w:val="28"/>
+                <w:lang w:val="it-IT" w:bidi="ta-IN"/>
+              </w:rPr>
+              <w:t xml:space="preserve"> </w:t>
+            </w:r>
+            <w:r>
+              <w:rPr>
+                <w:rFonts w:ascii="Latha" w:hAnsi="Latha" w:cs="Latha"/>
+                <w:color w:val="EE0000"/>
+                <w:sz w:val="28"/>
+                <w:szCs w:val="28"/>
+                <w:cs/>
+                <w:lang w:bidi="ta-IN"/>
+              </w:rPr>
+              <w:t>ஸ்</w:t>
+            </w:r>
+            <w:r>
+              <w:rPr>
+                <w:rFonts w:ascii="Latha" w:hAnsi="Latha" w:cs="Latha"/>
+                <w:color w:val="EE0000"/>
                 <w:sz w:val="28"/>
                 <w:szCs w:val="28"/>
                 <w:highlight w:val="yellow"/>
                 <w:cs/>
                 <w:lang w:bidi="ta-IN"/>
               </w:rPr>
-              <w:t>அ</w:t>
-            </w:r>
-            <w:r>
-              <w:rPr>
-                <w:rFonts w:ascii="BRH Tamil Tab Extra" w:hAnsi="BRH Tamil Tab Extra" w:cs="Latha"/>
-                <w:b/>
-                <w:sz w:val="32"/>
-                <w:szCs w:val="28"/>
-                <w:highlight w:val="yellow"/>
-                <w:lang w:bidi="ta-IN"/>
-              </w:rPr>
-              <w:t>…</w:t>
-            </w:r>
-            <w:r>
-              <w:rPr>
-                <w:rFonts w:ascii="Latha" w:hAnsi="Latha" w:cs="Latha"/>
-                <w:sz w:val="28"/>
-                <w:szCs w:val="28"/>
-                <w:highlight w:val="yellow"/>
-                <w:cs/>
-                <w:lang w:bidi="ta-IN"/>
-              </w:rPr>
-              <w:t>ன்</w:t>
+              <w:t>தணு</w:t>
             </w:r>
             <w:r>
               <w:rPr>
@@ -3021,94 +3184,20 @@
                 <w:color w:val="EE0000"/>
                 <w:sz w:val="28"/>
                 <w:szCs w:val="28"/>
-                <w:highlight w:val="yellow"/>
-                <w:cs/>
-                <w:lang w:bidi="ta-IN"/>
-              </w:rPr>
-              <w:t>வ</w:t>
-            </w:r>
-            <w:r>
-              <w:rPr>
-                <w:rFonts w:ascii="BRH Tamil Tab Extra" w:hAnsi="BRH Tamil Tab Extra" w:cs="Latha"/>
-                <w:b/>
+                <w:cs/>
+                <w:lang w:bidi="ta-IN"/>
+              </w:rPr>
+              <w:t>தே</w:t>
+            </w:r>
+            <w:r>
+              <w:rPr>
+                <w:rFonts w:ascii="Latha" w:hAnsi="Latha" w:cs="Latha"/>
                 <w:color w:val="EE0000"/>
-                <w:sz w:val="32"/>
-                <w:szCs w:val="28"/>
-                <w:highlight w:val="yellow"/>
-                <w:lang w:bidi="ta-IN"/>
-              </w:rPr>
-              <w:t>…</w:t>
-            </w:r>
-            <w:r>
-              <w:rPr>
-                <w:rFonts w:ascii="Latha" w:hAnsi="Latha" w:cs="Latha"/>
-                <w:color w:val="EE0000"/>
-                <w:sz w:val="28"/>
-                <w:szCs w:val="28"/>
-                <w:highlight w:val="yellow"/>
-                <w:cs/>
-                <w:lang w:bidi="ta-IN"/>
-              </w:rPr>
-              <w:t>ன்</w:t>
-            </w:r>
-            <w:r>
-              <w:rPr>
-                <w:rFonts w:ascii="Latha" w:hAnsi="Latha" w:cs="Latha"/>
-                <w:sz w:val="28"/>
-                <w:szCs w:val="28"/>
-                <w:highlight w:val="yellow"/>
-                <w:cs/>
-                <w:lang w:bidi="ta-IN"/>
-              </w:rPr>
-              <w:t>யைர்</w:t>
-            </w:r>
-            <w:r>
-              <w:rPr>
-                <w:rFonts w:ascii="Latha" w:hAnsi="Latha" w:cs="Latha"/>
-                <w:sz w:val="28"/>
-                <w:szCs w:val="28"/>
-                <w:lang w:bidi="ta-IN"/>
-              </w:rPr>
-              <w:t xml:space="preserve"> </w:t>
-            </w:r>
-            <w:r>
-              <w:rPr>
-                <w:rFonts w:ascii="Latha" w:hAnsi="Latha" w:cs="Latha"/>
-                <w:sz w:val="28"/>
-                <w:szCs w:val="28"/>
-                <w:cs/>
-                <w:lang w:bidi="ta-IN"/>
-              </w:rPr>
-              <w:t>ம</w:t>
-            </w:r>
-            <w:r>
-              <w:rPr>
-                <w:rFonts w:ascii="BRH Tamil Tab Extra" w:hAnsi="BRH Tamil Tab Extra" w:cs="Latha"/>
-                <w:b/>
-                <w:sz w:val="36"/>
-                <w:szCs w:val="28"/>
-                <w:lang w:bidi="ta-IN"/>
-              </w:rPr>
-              <w:t>†</w:t>
-            </w:r>
-            <w:r>
-              <w:rPr>
-                <w:rFonts w:ascii="Latha" w:hAnsi="Latha" w:cs="Latha"/>
-                <w:sz w:val="28"/>
-                <w:szCs w:val="28"/>
-                <w:cs/>
-                <w:lang w:bidi="ta-IN"/>
-              </w:rPr>
-              <w:t>ந்த்ரயதே</w:t>
-            </w:r>
-            <w:r>
-              <w:rPr>
-                <w:rFonts w:ascii="Latha" w:hAnsi="Latha" w:cs="Latha"/>
-                <w:sz w:val="28"/>
-                <w:szCs w:val="28"/>
-                <w:lang w:bidi="ta-IN"/>
-              </w:rPr>
-              <w:t xml:space="preserve"> |</w:t>
+                <w:sz w:val="28"/>
+                <w:szCs w:val="28"/>
+                <w:lang w:val="it-IT" w:bidi="ta-IN"/>
+              </w:rPr>
+              <w:t xml:space="preserve"> ||</w:t>
             </w:r>
           </w:p>
         </w:tc>
@@ -3124,153 +3213,360 @@
               <w:adjustRightInd w:val="0"/>
               <w:spacing w:before="0" w:line="240" w:lineRule="auto"/>
               <w:rPr>
-                <w:rFonts w:ascii="Latha" w:hAnsi="Latha" w:cs="Latha"/>
-                <w:sz w:val="28"/>
-                <w:szCs w:val="28"/>
-                <w:cs/>
-                <w:lang w:bidi="ta-IN"/>
+                <w:rFonts w:ascii="BRH Malayalam Extra" w:eastAsia="Times New Roman" w:hAnsi="BRH Malayalam Extra" w:cs="BRH Malayalam Extra"/>
+                <w:color w:val="EE0000"/>
+                <w:sz w:val="40"/>
+                <w:szCs w:val="40"/>
+                <w:lang w:val="it-IT" w:eastAsia="en-IN" w:bidi="ml-IN"/>
               </w:rPr>
             </w:pPr>
             <w:r>
               <w:rPr>
                 <w:rFonts w:ascii="Latha" w:hAnsi="Latha" w:cs="Latha"/>
-                <w:sz w:val="28"/>
-                <w:szCs w:val="28"/>
-                <w:cs/>
-                <w:lang w:bidi="ta-IN"/>
-              </w:rPr>
-              <w:t>அன்வ</w:t>
-            </w:r>
-            <w:r>
-              <w:rPr>
-                <w:rFonts w:ascii="BRH Tamil Tab Extra" w:hAnsi="BRH Tamil Tab Extra" w:cs="Latha"/>
-                <w:b/>
-                <w:sz w:val="32"/>
-                <w:szCs w:val="28"/>
-                <w:lang w:bidi="ta-IN"/>
-              </w:rPr>
-              <w:t>…</w:t>
-            </w:r>
-            <w:r>
-              <w:rPr>
-                <w:rFonts w:ascii="Latha" w:hAnsi="Latha" w:cs="Latha"/>
-                <w:sz w:val="28"/>
-                <w:szCs w:val="28"/>
-                <w:cs/>
-                <w:lang w:bidi="ta-IN"/>
-              </w:rPr>
-              <w:t>ன்யை</w:t>
+                <w:color w:val="EE0000"/>
+                <w:sz w:val="28"/>
+                <w:szCs w:val="28"/>
+                <w:cs/>
+                <w:lang w:bidi="ta-IN"/>
+              </w:rPr>
+              <w:t>ஏ</w:t>
+            </w:r>
+            <w:r>
+              <w:rPr>
+                <w:rFonts w:ascii="BRH Tamil Tab Extra" w:hAnsi="BRH Tamil Tab Extra" w:cs="Latha"/>
+                <w:b/>
+                <w:color w:val="EE0000"/>
+                <w:sz w:val="32"/>
+                <w:szCs w:val="28"/>
+                <w:lang w:val="it-IT" w:bidi="ta-IN"/>
+              </w:rPr>
+              <w:t>…</w:t>
+            </w:r>
+            <w:r>
+              <w:rPr>
+                <w:rFonts w:ascii="Latha" w:hAnsi="Latha" w:cs="Latha"/>
+                <w:color w:val="EE0000"/>
+                <w:sz w:val="28"/>
+                <w:szCs w:val="28"/>
+                <w:cs/>
+                <w:lang w:bidi="ta-IN"/>
+              </w:rPr>
+              <w:t>ன</w:t>
+            </w:r>
+            <w:r>
+              <w:rPr>
+                <w:rFonts w:ascii="BRH Tamil Tab Extra" w:hAnsi="BRH Tamil Tab Extra" w:cs="Latha"/>
+                <w:b/>
+                <w:color w:val="EE0000"/>
+                <w:sz w:val="32"/>
+                <w:szCs w:val="28"/>
+                <w:lang w:val="it-IT" w:bidi="ta-IN"/>
+              </w:rPr>
+              <w:t>…</w:t>
+            </w:r>
+            <w:r>
+              <w:rPr>
+                <w:rFonts w:ascii="BRH Devanagari Extra" w:hAnsi="BRH Devanagari Extra" w:cs="Latha"/>
+                <w:b/>
+                <w:color w:val="EE0000"/>
+                <w:sz w:val="36"/>
+                <w:szCs w:val="28"/>
+                <w:lang w:val="it-IT" w:bidi="ta-IN"/>
+              </w:rPr>
+              <w:t>ò</w:t>
+            </w:r>
+            <w:r>
+              <w:rPr>
+                <w:rFonts w:ascii="BRH Tamil Tab Extra" w:hAnsi="BRH Tamil Tab Extra" w:cs="Latha"/>
+                <w:b/>
+                <w:color w:val="EE0000"/>
+                <w:sz w:val="32"/>
+                <w:szCs w:val="28"/>
+                <w:lang w:val="it-IT" w:bidi="ta-IN"/>
+              </w:rPr>
+              <w:t>…</w:t>
+            </w:r>
+            <w:r>
+              <w:rPr>
+                <w:rFonts w:ascii="Latha" w:hAnsi="Latha" w:cs="Latha"/>
+                <w:color w:val="EE0000"/>
+                <w:sz w:val="28"/>
+                <w:szCs w:val="28"/>
+                <w:lang w:val="it-IT" w:bidi="ta-IN"/>
+              </w:rPr>
+              <w:t xml:space="preserve"> </w:t>
+            </w:r>
+            <w:r>
+              <w:rPr>
+                <w:rFonts w:ascii="Latha" w:hAnsi="Latha" w:cs="Latha"/>
+                <w:color w:val="EE0000"/>
+                <w:sz w:val="28"/>
+                <w:szCs w:val="28"/>
+                <w:cs/>
+                <w:lang w:bidi="ta-IN"/>
+              </w:rPr>
+              <w:t>ஸ்த்</w:t>
             </w:r>
             <w:r>
               <w:rPr>
                 <w:rFonts w:ascii="Latha" w:hAnsi="Latha" w:cs="Latha"/>
                 <w:b/>
                 <w:bCs/>
-                <w:sz w:val="32"/>
-                <w:szCs w:val="32"/>
-                <w:cs/>
-                <w:lang w:bidi="ta-IN"/>
-              </w:rPr>
-              <w:t>:</w:t>
-            </w:r>
-            <w:r>
-              <w:rPr>
-                <w:rFonts w:ascii="Latha" w:hAnsi="Latha" w:cs="Latha"/>
-                <w:sz w:val="28"/>
-                <w:szCs w:val="28"/>
-                <w:lang w:bidi="ta-IN"/>
+                <w:i/>
+                <w:iCs/>
+                <w:color w:val="EE0000"/>
+                <w:sz w:val="28"/>
+                <w:szCs w:val="28"/>
+                <w:cs/>
+                <w:lang w:bidi="ta-IN"/>
+              </w:rPr>
+              <w:t>ரு</w:t>
+            </w:r>
+            <w:r>
+              <w:rPr>
+                <w:rFonts w:ascii="BRH Tamil Tab Extra" w:hAnsi="BRH Tamil Tab Extra" w:cs="Latha"/>
+                <w:b/>
+                <w:color w:val="EE0000"/>
+                <w:sz w:val="32"/>
+                <w:szCs w:val="28"/>
+                <w:lang w:val="it-IT" w:bidi="ta-IN"/>
+              </w:rPr>
+              <w:t>…</w:t>
+            </w:r>
+            <w:r>
+              <w:rPr>
+                <w:rFonts w:ascii="Latha" w:hAnsi="Latha" w:cs="Latha"/>
+                <w:color w:val="EE0000"/>
+                <w:sz w:val="28"/>
+                <w:szCs w:val="28"/>
+                <w:cs/>
+                <w:lang w:bidi="ta-IN"/>
+              </w:rPr>
+              <w:t>ணு</w:t>
+            </w:r>
+            <w:r>
+              <w:rPr>
+                <w:rFonts w:ascii="BRH Tamil Tab Extra" w:hAnsi="BRH Tamil Tab Extra" w:cs="Latha"/>
+                <w:b/>
+                <w:color w:val="EE0000"/>
+                <w:sz w:val="32"/>
+                <w:szCs w:val="28"/>
+                <w:lang w:val="it-IT" w:bidi="ta-IN"/>
+              </w:rPr>
+              <w:t>…</w:t>
+            </w:r>
+            <w:r>
+              <w:rPr>
+                <w:rFonts w:ascii="Latha" w:hAnsi="Latha" w:cs="Latha"/>
+                <w:color w:val="EE0000"/>
+                <w:sz w:val="28"/>
+                <w:szCs w:val="28"/>
+                <w:cs/>
+                <w:lang w:bidi="ta-IN"/>
+              </w:rPr>
+              <w:t>தே</w:t>
+            </w:r>
+            <w:r>
+              <w:rPr>
+                <w:rFonts w:ascii="BRH Tamil Tab Extra" w:hAnsi="BRH Tamil Tab Extra" w:cs="Latha"/>
+                <w:b/>
+                <w:color w:val="EE0000"/>
+                <w:sz w:val="32"/>
+                <w:szCs w:val="28"/>
+                <w:lang w:val="it-IT" w:bidi="ta-IN"/>
+              </w:rPr>
+              <w:t>…</w:t>
+            </w:r>
+            <w:r>
+              <w:rPr>
+                <w:rFonts w:ascii="Latha" w:hAnsi="Latha" w:cs="Latha"/>
+                <w:color w:val="EE0000"/>
+                <w:sz w:val="28"/>
+                <w:szCs w:val="28"/>
+                <w:lang w:val="it-IT" w:bidi="ta-IN"/>
               </w:rPr>
               <w:t xml:space="preserve"> | </w:t>
             </w:r>
             <w:r>
               <w:rPr>
                 <w:rFonts w:ascii="Latha" w:hAnsi="Latha" w:cs="Latha"/>
-                <w:sz w:val="28"/>
-                <w:szCs w:val="28"/>
-                <w:lang w:bidi="ta-IN"/>
+                <w:color w:val="EE0000"/>
+                <w:sz w:val="28"/>
+                <w:szCs w:val="28"/>
+                <w:lang w:val="it-IT" w:bidi="ta-IN"/>
               </w:rPr>
               <w:br/>
             </w:r>
             <w:r>
               <w:rPr>
                 <w:rFonts w:ascii="Latha" w:hAnsi="Latha" w:cs="Latha"/>
+                <w:color w:val="EE0000"/>
+                <w:sz w:val="28"/>
+                <w:szCs w:val="28"/>
+                <w:cs/>
+                <w:lang w:bidi="ta-IN"/>
+              </w:rPr>
+              <w:t>ஸ்த்</w:t>
+            </w:r>
+            <w:r>
+              <w:rPr>
+                <w:rFonts w:ascii="Latha" w:hAnsi="Latha" w:cs="Latha"/>
+                <w:b/>
+                <w:bCs/>
+                <w:i/>
+                <w:iCs/>
+                <w:color w:val="EE0000"/>
+                <w:sz w:val="28"/>
+                <w:szCs w:val="28"/>
+                <w:cs/>
+                <w:lang w:bidi="ta-IN"/>
+              </w:rPr>
+              <w:t>ரு</w:t>
+            </w:r>
+            <w:r>
+              <w:rPr>
+                <w:rFonts w:ascii="BRH Tamil Tab Extra" w:hAnsi="BRH Tamil Tab Extra" w:cs="Latha"/>
+                <w:b/>
+                <w:color w:val="EE0000"/>
+                <w:sz w:val="32"/>
+                <w:szCs w:val="28"/>
+                <w:lang w:val="it-IT" w:bidi="ta-IN"/>
+              </w:rPr>
+              <w:t>…</w:t>
+            </w:r>
+            <w:r>
+              <w:rPr>
+                <w:rFonts w:ascii="Latha" w:hAnsi="Latha" w:cs="Latha"/>
+                <w:color w:val="EE0000"/>
+                <w:sz w:val="28"/>
+                <w:szCs w:val="28"/>
+                <w:cs/>
+                <w:lang w:bidi="ta-IN"/>
+              </w:rPr>
+              <w:t>ணு</w:t>
+            </w:r>
+            <w:r>
+              <w:rPr>
+                <w:rFonts w:ascii="BRH Tamil Tab Extra" w:hAnsi="BRH Tamil Tab Extra" w:cs="Latha"/>
+                <w:b/>
+                <w:color w:val="EE0000"/>
+                <w:sz w:val="32"/>
+                <w:szCs w:val="28"/>
+                <w:lang w:val="it-IT" w:bidi="ta-IN"/>
+              </w:rPr>
+              <w:t>…</w:t>
+            </w:r>
+            <w:r>
+              <w:rPr>
+                <w:rFonts w:ascii="Latha" w:hAnsi="Latha" w:cs="Latha"/>
+                <w:color w:val="EE0000"/>
+                <w:sz w:val="28"/>
+                <w:szCs w:val="28"/>
+                <w:cs/>
+                <w:lang w:bidi="ta-IN"/>
+              </w:rPr>
+              <w:t>த</w:t>
+            </w:r>
+            <w:r>
+              <w:rPr>
+                <w:rFonts w:ascii="BRH Tamil Tab Extra" w:hAnsi="BRH Tamil Tab Extra" w:cs="Latha"/>
+                <w:b/>
+                <w:color w:val="EE0000"/>
+                <w:sz w:val="32"/>
+                <w:szCs w:val="28"/>
+                <w:lang w:val="it-IT" w:bidi="ta-IN"/>
+              </w:rPr>
+              <w:t>…</w:t>
+            </w:r>
+            <w:r>
+              <w:rPr>
+                <w:rFonts w:ascii="Latha" w:hAnsi="Latha" w:cs="Latha"/>
+                <w:color w:val="EE0000"/>
+                <w:sz w:val="28"/>
+                <w:szCs w:val="28"/>
+                <w:lang w:val="it-IT" w:bidi="ta-IN"/>
+              </w:rPr>
+              <w:t xml:space="preserve"> </w:t>
+            </w:r>
+            <w:r>
+              <w:rPr>
+                <w:rFonts w:ascii="Latha" w:hAnsi="Latha" w:cs="Latha"/>
+                <w:color w:val="EE0000"/>
+                <w:sz w:val="28"/>
+                <w:szCs w:val="28"/>
+                <w:cs/>
+                <w:lang w:bidi="ta-IN"/>
+              </w:rPr>
+              <w:t>இதி</w:t>
+            </w:r>
+            <w:r>
+              <w:rPr>
+                <w:rFonts w:ascii="BRH Tamil Tab Extra" w:hAnsi="BRH Tamil Tab Extra" w:cs="Latha"/>
+                <w:b/>
+                <w:color w:val="EE0000"/>
+                <w:sz w:val="36"/>
+                <w:szCs w:val="28"/>
+                <w:lang w:val="it-IT" w:bidi="ta-IN"/>
+              </w:rPr>
+              <w:t>†</w:t>
+            </w:r>
+            <w:r>
+              <w:rPr>
+                <w:rFonts w:ascii="Latha" w:hAnsi="Latha" w:cs="Latha"/>
+                <w:color w:val="EE0000"/>
+                <w:sz w:val="28"/>
+                <w:szCs w:val="28"/>
+                <w:lang w:val="it-IT" w:bidi="ta-IN"/>
+              </w:rPr>
+              <w:t xml:space="preserve"> </w:t>
+            </w:r>
+            <w:r>
+              <w:rPr>
+                <w:rFonts w:ascii="Latha" w:hAnsi="Latha" w:cs="Latha"/>
+                <w:color w:val="EE0000"/>
+                <w:sz w:val="28"/>
+                <w:szCs w:val="28"/>
+                <w:cs/>
+                <w:lang w:bidi="ta-IN"/>
+              </w:rPr>
+              <w:t>ஸ்த</w:t>
+            </w:r>
+            <w:r>
+              <w:rPr>
+                <w:rFonts w:ascii="Latha" w:hAnsi="Latha" w:cs="Latha"/>
+                <w:b/>
+                <w:bCs/>
+                <w:i/>
+                <w:iCs/>
+                <w:color w:val="EE0000"/>
                 <w:sz w:val="28"/>
                 <w:szCs w:val="28"/>
                 <w:highlight w:val="green"/>
                 <w:cs/>
                 <w:lang w:bidi="ta-IN"/>
               </w:rPr>
-              <w:t>அ</w:t>
-            </w:r>
-            <w:r>
-              <w:rPr>
-                <w:rFonts w:ascii="BRH Tamil Tab Extra" w:hAnsi="BRH Tamil Tab Extra" w:cs="Latha"/>
-                <w:b/>
-                <w:sz w:val="32"/>
-                <w:szCs w:val="28"/>
-                <w:highlight w:val="green"/>
-                <w:lang w:bidi="ta-IN"/>
-              </w:rPr>
-              <w:t>…</w:t>
-            </w:r>
-            <w:r>
-              <w:rPr>
-                <w:rFonts w:ascii="Latha" w:hAnsi="Latha" w:cs="Latha"/>
-                <w:sz w:val="28"/>
-                <w:szCs w:val="28"/>
-                <w:highlight w:val="green"/>
-                <w:cs/>
-                <w:lang w:bidi="ta-IN"/>
-              </w:rPr>
-              <w:t>ன்யைர்</w:t>
-            </w:r>
-            <w:r>
-              <w:rPr>
-                <w:rFonts w:ascii="Latha" w:hAnsi="Latha" w:cs="Latha"/>
-                <w:sz w:val="28"/>
-                <w:szCs w:val="28"/>
-                <w:lang w:bidi="ta-IN"/>
-              </w:rPr>
-              <w:t xml:space="preserve"> </w:t>
-            </w:r>
-            <w:r>
-              <w:rPr>
-                <w:rFonts w:ascii="Latha" w:hAnsi="Latha" w:cs="Latha"/>
-                <w:sz w:val="28"/>
-                <w:szCs w:val="28"/>
-                <w:cs/>
-                <w:lang w:bidi="ta-IN"/>
-              </w:rPr>
-              <w:t>ம</w:t>
-            </w:r>
-            <w:r>
-              <w:rPr>
-                <w:rFonts w:ascii="BRH Tamil Tab Extra" w:hAnsi="BRH Tamil Tab Extra" w:cs="Latha"/>
-                <w:b/>
-                <w:sz w:val="36"/>
-                <w:szCs w:val="28"/>
-                <w:lang w:bidi="ta-IN"/>
-              </w:rPr>
-              <w:t>†</w:t>
-            </w:r>
-            <w:r>
-              <w:rPr>
-                <w:rFonts w:ascii="Latha" w:hAnsi="Latha" w:cs="Latha"/>
-                <w:sz w:val="28"/>
-                <w:szCs w:val="28"/>
-                <w:cs/>
-                <w:lang w:bidi="ta-IN"/>
-              </w:rPr>
-              <w:t>ந்த்ரயதே</w:t>
-            </w:r>
-            <w:r>
-              <w:rPr>
-                <w:rFonts w:ascii="Latha" w:hAnsi="Latha" w:cs="Latha"/>
-                <w:sz w:val="28"/>
-                <w:szCs w:val="28"/>
-                <w:lang w:bidi="ta-IN"/>
-              </w:rPr>
-              <w:t xml:space="preserve"> |</w:t>
+              <w:t>ரு</w:t>
+            </w:r>
+            <w:r>
+              <w:rPr>
+                <w:rFonts w:ascii="Latha" w:hAnsi="Latha" w:cs="Latha"/>
+                <w:color w:val="EE0000"/>
+                <w:sz w:val="28"/>
+                <w:szCs w:val="28"/>
+                <w:cs/>
+                <w:lang w:bidi="ta-IN"/>
+              </w:rPr>
+              <w:t>ணுதே</w:t>
+            </w:r>
+            <w:r>
+              <w:rPr>
+                <w:rFonts w:ascii="Latha" w:hAnsi="Latha" w:cs="Latha"/>
+                <w:color w:val="EE0000"/>
+                <w:sz w:val="28"/>
+                <w:szCs w:val="28"/>
+                <w:lang w:val="it-IT" w:bidi="ta-IN"/>
+              </w:rPr>
+              <w:t xml:space="preserve"> ||</w:t>
             </w:r>
           </w:p>
         </w:tc>
@@ -3300,17 +3596,632 @@
                 <w:color w:val="000000"/>
                 <w:sz w:val="28"/>
                 <w:szCs w:val="28"/>
+                <w:lang w:val="it-IT"/>
               </w:rPr>
             </w:pPr>
-            <w:r>
-              <w:rPr>
-                <w:rFonts w:cs="Arial"/>
-                <w:b/>
-                <w:color w:val="000000"/>
-                <w:sz w:val="28"/>
-                <w:szCs w:val="28"/>
-              </w:rPr>
-              <w:lastRenderedPageBreak/>
+          </w:p>
+        </w:tc>
+        <w:tc>
+          <w:tcPr>
+            <w:tcW w:w="5245" w:type="dxa"/>
+          </w:tcPr>
+          <w:p>
+            <w:pPr>
+              <w:widowControl w:val="0"/>
+              <w:autoSpaceDE w:val="0"/>
+              <w:autoSpaceDN w:val="0"/>
+              <w:adjustRightInd w:val="0"/>
+              <w:spacing w:before="0" w:line="240" w:lineRule="auto"/>
+              <w:rPr>
+                <w:rFonts w:ascii="Latha" w:hAnsi="Latha" w:cs="Latha"/>
+                <w:sz w:val="28"/>
+                <w:szCs w:val="28"/>
+                <w:cs/>
+                <w:lang w:bidi="ta-IN"/>
+              </w:rPr>
+            </w:pPr>
+          </w:p>
+        </w:tc>
+        <w:tc>
+          <w:tcPr>
+            <w:tcW w:w="5386" w:type="dxa"/>
+          </w:tcPr>
+          <w:p>
+            <w:pPr>
+              <w:widowControl w:val="0"/>
+              <w:autoSpaceDE w:val="0"/>
+              <w:autoSpaceDN w:val="0"/>
+              <w:adjustRightInd w:val="0"/>
+              <w:spacing w:before="0" w:line="240" w:lineRule="auto"/>
+              <w:rPr>
+                <w:rFonts w:ascii="Latha" w:hAnsi="Latha" w:cs="Latha"/>
+                <w:sz w:val="28"/>
+                <w:szCs w:val="28"/>
+                <w:cs/>
+                <w:lang w:bidi="ta-IN"/>
+              </w:rPr>
+            </w:pPr>
+          </w:p>
+        </w:tc>
+      </w:tr>
+      <w:tr>
+        <w:trPr>
+          <w:trHeight w:val="962"/>
+        </w:trPr>
+        <w:tc>
+          <w:tcPr>
+            <w:tcW w:w="3764" w:type="dxa"/>
+          </w:tcPr>
+          <w:p>
+            <w:pPr>
+              <w:widowControl w:val="0"/>
+              <w:tabs>
+                <w:tab w:val="left" w:pos="993"/>
+              </w:tabs>
+              <w:autoSpaceDE w:val="0"/>
+              <w:autoSpaceDN w:val="0"/>
+              <w:adjustRightInd w:val="0"/>
+              <w:spacing w:before="0" w:line="252" w:lineRule="auto"/>
+              <w:ind w:right="297"/>
+              <w:rPr>
+                <w:rFonts w:cs="Arial"/>
+                <w:b/>
+                <w:color w:val="000000"/>
+                <w:sz w:val="28"/>
+                <w:szCs w:val="28"/>
+              </w:rPr>
+            </w:pPr>
+            <w:r>
+              <w:rPr>
+                <w:rFonts w:cs="Arial"/>
+                <w:b/>
+                <w:color w:val="000000"/>
+                <w:sz w:val="28"/>
+                <w:szCs w:val="28"/>
+              </w:rPr>
+              <w:t>T.S.5.1.</w:t>
+            </w:r>
+            <w:r>
+              <w:rPr>
+                <w:rFonts w:cs="Arial"/>
+                <w:b/>
+                <w:color w:val="000000"/>
+                <w:sz w:val="28"/>
+                <w:szCs w:val="28"/>
+              </w:rPr>
+              <w:t>6</w:t>
+            </w:r>
+            <w:r>
+              <w:rPr>
+                <w:rFonts w:cs="Arial"/>
+                <w:b/>
+                <w:color w:val="000000"/>
+                <w:sz w:val="28"/>
+                <w:szCs w:val="28"/>
+              </w:rPr>
+              <w:t>.</w:t>
+            </w:r>
+            <w:r>
+              <w:rPr>
+                <w:rFonts w:cs="Arial"/>
+                <w:b/>
+                <w:color w:val="000000"/>
+                <w:sz w:val="28"/>
+                <w:szCs w:val="28"/>
+              </w:rPr>
+              <w:t>4</w:t>
+            </w:r>
+            <w:r>
+              <w:rPr>
+                <w:rFonts w:cs="Arial"/>
+                <w:b/>
+                <w:color w:val="000000"/>
+                <w:sz w:val="28"/>
+                <w:szCs w:val="28"/>
+              </w:rPr>
+              <w:t xml:space="preserve"> – Kramam</w:t>
+            </w:r>
+          </w:p>
+          <w:p>
+            <w:pPr>
+              <w:widowControl w:val="0"/>
+              <w:tabs>
+                <w:tab w:val="left" w:pos="993"/>
+              </w:tabs>
+              <w:autoSpaceDE w:val="0"/>
+              <w:autoSpaceDN w:val="0"/>
+              <w:adjustRightInd w:val="0"/>
+              <w:spacing w:before="0" w:line="252" w:lineRule="auto"/>
+              <w:ind w:right="297"/>
+              <w:rPr>
+                <w:rFonts w:cstheme="minorBidi"/>
+                <w:b/>
+                <w:color w:val="000000"/>
+                <w:sz w:val="28"/>
+                <w:szCs w:val="28"/>
+                <w:lang w:val="en-IN" w:bidi="ta-IN"/>
+              </w:rPr>
+            </w:pPr>
+            <w:r>
+              <w:rPr>
+                <w:rFonts w:cs="Arial"/>
+                <w:b/>
+                <w:color w:val="000000"/>
+                <w:sz w:val="28"/>
+                <w:szCs w:val="28"/>
+              </w:rPr>
+              <w:t xml:space="preserve">Krama Vaakyam No.– </w:t>
+            </w:r>
+            <w:r>
+              <w:rPr>
+                <w:rFonts w:cs="Arial"/>
+                <w:b/>
+                <w:color w:val="000000"/>
+                <w:sz w:val="28"/>
+                <w:szCs w:val="28"/>
+              </w:rPr>
+              <w:t>1</w:t>
+            </w:r>
+            <w:r>
+              <w:rPr>
+                <w:rFonts w:cs="Arial"/>
+                <w:b/>
+                <w:color w:val="000000"/>
+                <w:sz w:val="28"/>
+                <w:szCs w:val="28"/>
+                <w:lang w:val="en-IN"/>
+              </w:rPr>
+              <w:t>1</w:t>
+            </w:r>
+          </w:p>
+          <w:p>
+            <w:pPr>
+              <w:widowControl w:val="0"/>
+              <w:tabs>
+                <w:tab w:val="left" w:pos="993"/>
+              </w:tabs>
+              <w:autoSpaceDE w:val="0"/>
+              <w:autoSpaceDN w:val="0"/>
+              <w:adjustRightInd w:val="0"/>
+              <w:spacing w:before="0" w:line="252" w:lineRule="auto"/>
+              <w:ind w:right="297"/>
+              <w:rPr>
+                <w:rFonts w:cs="Arial"/>
+                <w:b/>
+                <w:color w:val="000000"/>
+                <w:sz w:val="28"/>
+                <w:szCs w:val="28"/>
+              </w:rPr>
+            </w:pPr>
+            <w:r>
+              <w:rPr>
+                <w:rFonts w:cs="Arial"/>
+                <w:b/>
+                <w:color w:val="000000"/>
+                <w:sz w:val="28"/>
+                <w:szCs w:val="28"/>
+              </w:rPr>
+              <w:t xml:space="preserve">Panchaati No. - </w:t>
+            </w:r>
+            <w:r>
+              <w:rPr>
+                <w:rFonts w:cs="Arial"/>
+                <w:b/>
+                <w:color w:val="000000"/>
+                <w:sz w:val="28"/>
+                <w:szCs w:val="28"/>
+              </w:rPr>
+              <w:t>34</w:t>
+            </w:r>
+          </w:p>
+        </w:tc>
+        <w:tc>
+          <w:tcPr>
+            <w:tcW w:w="5245" w:type="dxa"/>
+          </w:tcPr>
+          <w:p>
+            <w:pPr>
+              <w:widowControl w:val="0"/>
+              <w:autoSpaceDE w:val="0"/>
+              <w:autoSpaceDN w:val="0"/>
+              <w:adjustRightInd w:val="0"/>
+              <w:spacing w:before="0" w:line="240" w:lineRule="auto"/>
+              <w:rPr>
+                <w:rFonts w:ascii="Latha" w:hAnsi="Latha" w:cs="Latha"/>
+                <w:sz w:val="28"/>
+                <w:szCs w:val="28"/>
+                <w:cs/>
+                <w:lang w:bidi="ta-IN"/>
+              </w:rPr>
+            </w:pPr>
+            <w:r>
+              <w:rPr>
+                <w:rFonts w:ascii="Latha" w:hAnsi="Latha" w:cs="Latha"/>
+                <w:sz w:val="28"/>
+                <w:szCs w:val="28"/>
+                <w:cs/>
+                <w:lang w:bidi="ta-IN"/>
+              </w:rPr>
+              <w:t>அன்வ</w:t>
+            </w:r>
+            <w:r>
+              <w:rPr>
+                <w:rFonts w:ascii="BRH Tamil Tab Extra" w:hAnsi="BRH Tamil Tab Extra" w:cs="Latha"/>
+                <w:b/>
+                <w:sz w:val="32"/>
+                <w:szCs w:val="28"/>
+                <w:lang w:bidi="ta-IN"/>
+              </w:rPr>
+              <w:t>…</w:t>
+            </w:r>
+            <w:r>
+              <w:rPr>
+                <w:rFonts w:ascii="Latha" w:hAnsi="Latha" w:cs="Latha"/>
+                <w:sz w:val="28"/>
+                <w:szCs w:val="28"/>
+                <w:cs/>
+                <w:lang w:bidi="ta-IN"/>
+              </w:rPr>
+              <w:t>ன்யை</w:t>
+            </w:r>
+            <w:r>
+              <w:rPr>
+                <w:rFonts w:ascii="Latha" w:hAnsi="Latha" w:cs="Latha"/>
+                <w:b/>
+                <w:bCs/>
+                <w:sz w:val="32"/>
+                <w:szCs w:val="32"/>
+                <w:cs/>
+                <w:lang w:bidi="ta-IN"/>
+              </w:rPr>
+              <w:t>:</w:t>
+            </w:r>
+            <w:r>
+              <w:rPr>
+                <w:rFonts w:ascii="Latha" w:hAnsi="Latha" w:cs="Latha"/>
+                <w:sz w:val="28"/>
+                <w:szCs w:val="28"/>
+                <w:lang w:bidi="ta-IN"/>
+              </w:rPr>
+              <w:t xml:space="preserve"> | </w:t>
+            </w:r>
+            <w:r>
+              <w:rPr>
+                <w:rFonts w:ascii="Latha" w:hAnsi="Latha" w:cs="Latha"/>
+                <w:sz w:val="28"/>
+                <w:szCs w:val="28"/>
+                <w:lang w:bidi="ta-IN"/>
+              </w:rPr>
+              <w:br/>
+            </w:r>
+            <w:r>
+              <w:rPr>
+                <w:rFonts w:ascii="Latha" w:hAnsi="Latha" w:cs="Latha"/>
+                <w:sz w:val="28"/>
+                <w:szCs w:val="28"/>
+                <w:highlight w:val="yellow"/>
+                <w:cs/>
+                <w:lang w:bidi="ta-IN"/>
+              </w:rPr>
+              <w:t>அ</w:t>
+            </w:r>
+            <w:r>
+              <w:rPr>
+                <w:rFonts w:ascii="BRH Tamil Tab Extra" w:hAnsi="BRH Tamil Tab Extra" w:cs="Latha"/>
+                <w:b/>
+                <w:sz w:val="32"/>
+                <w:szCs w:val="28"/>
+                <w:highlight w:val="yellow"/>
+                <w:lang w:bidi="ta-IN"/>
+              </w:rPr>
+              <w:t>…</w:t>
+            </w:r>
+            <w:r>
+              <w:rPr>
+                <w:rFonts w:ascii="Latha" w:hAnsi="Latha" w:cs="Latha"/>
+                <w:sz w:val="28"/>
+                <w:szCs w:val="28"/>
+                <w:highlight w:val="yellow"/>
+                <w:cs/>
+                <w:lang w:bidi="ta-IN"/>
+              </w:rPr>
+              <w:t>ன்</w:t>
+            </w:r>
+            <w:r>
+              <w:rPr>
+                <w:rFonts w:ascii="Latha" w:hAnsi="Latha" w:cs="Latha"/>
+                <w:color w:val="EE0000"/>
+                <w:sz w:val="28"/>
+                <w:szCs w:val="28"/>
+                <w:highlight w:val="yellow"/>
+                <w:cs/>
+                <w:lang w:bidi="ta-IN"/>
+              </w:rPr>
+              <w:t>வ</w:t>
+            </w:r>
+            <w:r>
+              <w:rPr>
+                <w:rFonts w:ascii="BRH Tamil Tab Extra" w:hAnsi="BRH Tamil Tab Extra" w:cs="Latha"/>
+                <w:b/>
+                <w:color w:val="EE0000"/>
+                <w:sz w:val="32"/>
+                <w:szCs w:val="28"/>
+                <w:highlight w:val="yellow"/>
+                <w:lang w:bidi="ta-IN"/>
+              </w:rPr>
+              <w:t>…</w:t>
+            </w:r>
+            <w:r>
+              <w:rPr>
+                <w:rFonts w:ascii="Latha" w:hAnsi="Latha" w:cs="Latha"/>
+                <w:color w:val="EE0000"/>
+                <w:sz w:val="28"/>
+                <w:szCs w:val="28"/>
+                <w:highlight w:val="yellow"/>
+                <w:cs/>
+                <w:lang w:bidi="ta-IN"/>
+              </w:rPr>
+              <w:t>ன்</w:t>
+            </w:r>
+            <w:r>
+              <w:rPr>
+                <w:rFonts w:ascii="Latha" w:hAnsi="Latha" w:cs="Latha"/>
+                <w:sz w:val="28"/>
+                <w:szCs w:val="28"/>
+                <w:highlight w:val="yellow"/>
+                <w:cs/>
+                <w:lang w:bidi="ta-IN"/>
+              </w:rPr>
+              <w:t>யைர்</w:t>
+            </w:r>
+            <w:r>
+              <w:rPr>
+                <w:rFonts w:ascii="Latha" w:hAnsi="Latha" w:cs="Latha"/>
+                <w:sz w:val="28"/>
+                <w:szCs w:val="28"/>
+                <w:lang w:bidi="ta-IN"/>
+              </w:rPr>
+              <w:t xml:space="preserve"> </w:t>
+            </w:r>
+            <w:r>
+              <w:rPr>
+                <w:rFonts w:ascii="Latha" w:hAnsi="Latha" w:cs="Latha"/>
+                <w:sz w:val="28"/>
+                <w:szCs w:val="28"/>
+                <w:cs/>
+                <w:lang w:bidi="ta-IN"/>
+              </w:rPr>
+              <w:t>ம</w:t>
+            </w:r>
+            <w:r>
+              <w:rPr>
+                <w:rFonts w:ascii="BRH Tamil Tab Extra" w:hAnsi="BRH Tamil Tab Extra" w:cs="Latha"/>
+                <w:b/>
+                <w:sz w:val="36"/>
+                <w:szCs w:val="28"/>
+                <w:lang w:bidi="ta-IN"/>
+              </w:rPr>
+              <w:t>†</w:t>
+            </w:r>
+            <w:r>
+              <w:rPr>
+                <w:rFonts w:ascii="Latha" w:hAnsi="Latha" w:cs="Latha"/>
+                <w:sz w:val="28"/>
+                <w:szCs w:val="28"/>
+                <w:cs/>
+                <w:lang w:bidi="ta-IN"/>
+              </w:rPr>
+              <w:t>ந்த்ரயதே</w:t>
+            </w:r>
+            <w:r>
+              <w:rPr>
+                <w:rFonts w:ascii="Latha" w:hAnsi="Latha" w:cs="Latha"/>
+                <w:sz w:val="28"/>
+                <w:szCs w:val="28"/>
+                <w:lang w:bidi="ta-IN"/>
+              </w:rPr>
+              <w:t xml:space="preserve"> |</w:t>
+            </w:r>
+          </w:p>
+        </w:tc>
+        <w:tc>
+          <w:tcPr>
+            <w:tcW w:w="5386" w:type="dxa"/>
+          </w:tcPr>
+          <w:p>
+            <w:pPr>
+              <w:widowControl w:val="0"/>
+              <w:autoSpaceDE w:val="0"/>
+              <w:autoSpaceDN w:val="0"/>
+              <w:adjustRightInd w:val="0"/>
+              <w:spacing w:before="0" w:line="240" w:lineRule="auto"/>
+              <w:rPr>
+                <w:rFonts w:ascii="Latha" w:hAnsi="Latha" w:cs="Latha"/>
+                <w:sz w:val="28"/>
+                <w:szCs w:val="28"/>
+                <w:cs/>
+                <w:lang w:bidi="ta-IN"/>
+              </w:rPr>
+            </w:pPr>
+            <w:r>
+              <w:rPr>
+                <w:rFonts w:ascii="Latha" w:hAnsi="Latha" w:cs="Latha"/>
+                <w:sz w:val="28"/>
+                <w:szCs w:val="28"/>
+                <w:cs/>
+                <w:lang w:bidi="ta-IN"/>
+              </w:rPr>
+              <w:t>அன்வ</w:t>
+            </w:r>
+            <w:r>
+              <w:rPr>
+                <w:rFonts w:ascii="BRH Tamil Tab Extra" w:hAnsi="BRH Tamil Tab Extra" w:cs="Latha"/>
+                <w:b/>
+                <w:sz w:val="32"/>
+                <w:szCs w:val="28"/>
+                <w:lang w:bidi="ta-IN"/>
+              </w:rPr>
+              <w:t>…</w:t>
+            </w:r>
+            <w:r>
+              <w:rPr>
+                <w:rFonts w:ascii="Latha" w:hAnsi="Latha" w:cs="Latha"/>
+                <w:sz w:val="28"/>
+                <w:szCs w:val="28"/>
+                <w:cs/>
+                <w:lang w:bidi="ta-IN"/>
+              </w:rPr>
+              <w:t>ன்யை</w:t>
+            </w:r>
+            <w:r>
+              <w:rPr>
+                <w:rFonts w:ascii="Latha" w:hAnsi="Latha" w:cs="Latha"/>
+                <w:b/>
+                <w:bCs/>
+                <w:sz w:val="32"/>
+                <w:szCs w:val="32"/>
+                <w:cs/>
+                <w:lang w:bidi="ta-IN"/>
+              </w:rPr>
+              <w:t>:</w:t>
+            </w:r>
+            <w:r>
+              <w:rPr>
+                <w:rFonts w:ascii="Latha" w:hAnsi="Latha" w:cs="Latha"/>
+                <w:sz w:val="28"/>
+                <w:szCs w:val="28"/>
+                <w:lang w:bidi="ta-IN"/>
+              </w:rPr>
+              <w:t xml:space="preserve"> | </w:t>
+            </w:r>
+            <w:r>
+              <w:rPr>
+                <w:rFonts w:ascii="Latha" w:hAnsi="Latha" w:cs="Latha"/>
+                <w:sz w:val="28"/>
+                <w:szCs w:val="28"/>
+                <w:lang w:bidi="ta-IN"/>
+              </w:rPr>
+              <w:br/>
+            </w:r>
+            <w:r>
+              <w:rPr>
+                <w:rFonts w:ascii="Latha" w:hAnsi="Latha" w:cs="Latha"/>
+                <w:sz w:val="28"/>
+                <w:szCs w:val="28"/>
+                <w:highlight w:val="green"/>
+                <w:cs/>
+                <w:lang w:bidi="ta-IN"/>
+              </w:rPr>
+              <w:t>அ</w:t>
+            </w:r>
+            <w:r>
+              <w:rPr>
+                <w:rFonts w:ascii="BRH Tamil Tab Extra" w:hAnsi="BRH Tamil Tab Extra" w:cs="Latha"/>
+                <w:b/>
+                <w:sz w:val="32"/>
+                <w:szCs w:val="28"/>
+                <w:highlight w:val="green"/>
+                <w:lang w:bidi="ta-IN"/>
+              </w:rPr>
+              <w:t>…</w:t>
+            </w:r>
+            <w:r>
+              <w:rPr>
+                <w:rFonts w:ascii="Latha" w:hAnsi="Latha" w:cs="Latha"/>
+                <w:sz w:val="28"/>
+                <w:szCs w:val="28"/>
+                <w:highlight w:val="green"/>
+                <w:cs/>
+                <w:lang w:bidi="ta-IN"/>
+              </w:rPr>
+              <w:t>ன்யைர்</w:t>
+            </w:r>
+            <w:r>
+              <w:rPr>
+                <w:rFonts w:ascii="Latha" w:hAnsi="Latha" w:cs="Latha"/>
+                <w:sz w:val="28"/>
+                <w:szCs w:val="28"/>
+                <w:lang w:bidi="ta-IN"/>
+              </w:rPr>
+              <w:t xml:space="preserve"> </w:t>
+            </w:r>
+            <w:r>
+              <w:rPr>
+                <w:rFonts w:ascii="Latha" w:hAnsi="Latha" w:cs="Latha"/>
+                <w:sz w:val="28"/>
+                <w:szCs w:val="28"/>
+                <w:cs/>
+                <w:lang w:bidi="ta-IN"/>
+              </w:rPr>
+              <w:t>ம</w:t>
+            </w:r>
+            <w:r>
+              <w:rPr>
+                <w:rFonts w:ascii="BRH Tamil Tab Extra" w:hAnsi="BRH Tamil Tab Extra" w:cs="Latha"/>
+                <w:b/>
+                <w:sz w:val="36"/>
+                <w:szCs w:val="28"/>
+                <w:lang w:bidi="ta-IN"/>
+              </w:rPr>
+              <w:t>†</w:t>
+            </w:r>
+            <w:r>
+              <w:rPr>
+                <w:rFonts w:ascii="Latha" w:hAnsi="Latha" w:cs="Latha"/>
+                <w:sz w:val="28"/>
+                <w:szCs w:val="28"/>
+                <w:cs/>
+                <w:lang w:bidi="ta-IN"/>
+              </w:rPr>
+              <w:t>ந்த்ரயதே</w:t>
+            </w:r>
+            <w:r>
+              <w:rPr>
+                <w:rFonts w:ascii="Latha" w:hAnsi="Latha" w:cs="Latha"/>
+                <w:sz w:val="28"/>
+                <w:szCs w:val="28"/>
+                <w:lang w:bidi="ta-IN"/>
+              </w:rPr>
+              <w:t xml:space="preserve"> |</w:t>
+            </w:r>
+          </w:p>
+        </w:tc>
+      </w:tr>
+      <w:tr>
+        <w:trPr>
+          <w:trHeight w:val="962"/>
+        </w:trPr>
+        <w:tc>
+          <w:tcPr>
+            <w:tcW w:w="3764" w:type="dxa"/>
+          </w:tcPr>
+          <w:p>
+            <w:pPr>
+              <w:widowControl w:val="0"/>
+              <w:tabs>
+                <w:tab w:val="left" w:pos="993"/>
+              </w:tabs>
+              <w:autoSpaceDE w:val="0"/>
+              <w:autoSpaceDN w:val="0"/>
+              <w:adjustRightInd w:val="0"/>
+              <w:spacing w:before="0" w:line="252" w:lineRule="auto"/>
+              <w:ind w:right="297"/>
+              <w:rPr>
+                <w:rFonts w:cs="Arial"/>
+                <w:b/>
+                <w:color w:val="000000"/>
+                <w:sz w:val="28"/>
+                <w:szCs w:val="28"/>
+              </w:rPr>
+            </w:pPr>
+            <w:r>
+              <w:rPr>
+                <w:rFonts w:cs="Arial"/>
+                <w:b/>
+                <w:color w:val="000000"/>
+                <w:sz w:val="28"/>
+                <w:szCs w:val="28"/>
+              </w:rPr>
               <w:t>T.S.5.1.</w:t>
             </w:r>
             <w:r>
@@ -5886,6 +6797,7 @@
                 <w:cs/>
                 <w:lang w:bidi="ta-IN"/>
               </w:rPr>
+              <w:lastRenderedPageBreak/>
               <w:t>இதி</w:t>
             </w:r>
             <w:r>
@@ -6069,6 +6981,7 @@
                 <w:cs/>
                 <w:lang w:bidi="ta-IN"/>
               </w:rPr>
+              <w:lastRenderedPageBreak/>
               <w:t>வீ</w:t>
             </w:r>
             <w:r>
@@ -6310,6 +7223,7 @@
                 <w:cs/>
                 <w:lang w:bidi="ta-IN"/>
               </w:rPr>
+              <w:lastRenderedPageBreak/>
               <w:t>இதி</w:t>
             </w:r>
             <w:r>
@@ -6502,6 +7416,7 @@
                 <w:sz w:val="28"/>
                 <w:szCs w:val="32"/>
               </w:rPr>
+              <w:lastRenderedPageBreak/>
               <w:t>T.S.</w:t>
             </w:r>
             <w:r>
@@ -6932,7 +7847,6 @@
           <w:szCs w:val="32"/>
           <w:u w:val="single"/>
         </w:rPr>
-        <w:lastRenderedPageBreak/>
         <w:t xml:space="preserve">TS </w:t>
       </w:r>
       <w:r>
@@ -9159,6 +10073,7 @@
                 <w:sz w:val="28"/>
                 <w:szCs w:val="32"/>
               </w:rPr>
+              <w:lastRenderedPageBreak/>
               <w:t>T.S.5.1.5.5 – Kramam</w:t>
             </w:r>
           </w:p>
@@ -10304,7 +11219,6 @@
                 <w:sz w:val="28"/>
                 <w:szCs w:val="32"/>
               </w:rPr>
-              <w:lastRenderedPageBreak/>
               <w:t>T.S.5.1.8.4 – Kramam</w:t>
             </w:r>
           </w:p>
@@ -12718,6 +13632,7 @@
                 <w:sz w:val="28"/>
                 <w:szCs w:val="32"/>
               </w:rPr>
+              <w:lastRenderedPageBreak/>
               <w:t>T.S.5.1.10.3 – Kramam</w:t>
             </w:r>
           </w:p>
@@ -13364,7 +14279,6 @@
           <w:szCs w:val="32"/>
           <w:u w:val="single"/>
         </w:rPr>
-        <w:lastRenderedPageBreak/>
         <w:t xml:space="preserve">TS </w:t>
       </w:r>
       <w:r>

--- a/TS-Kramam/TS-5.1/TS 5.1 Tamil Krama Paatam Corrections.docx
+++ b/TS-Kramam/TS-5.1/TS 5.1 Tamil Krama Paatam Corrections.docx
@@ -3646,6 +3646,589 @@
       </w:tr>
       <w:tr>
         <w:trPr>
+          <w:trHeight w:val="988"/>
+        </w:trPr>
+        <w:tc>
+          <w:tcPr>
+            <w:tcW w:w="3764" w:type="dxa"/>
+          </w:tcPr>
+          <w:p>
+            <w:pPr>
+              <w:widowControl w:val="0"/>
+              <w:tabs>
+                <w:tab w:val="left" w:pos="993"/>
+              </w:tabs>
+              <w:autoSpaceDE w:val="0"/>
+              <w:autoSpaceDN w:val="0"/>
+              <w:adjustRightInd w:val="0"/>
+              <w:spacing w:before="0" w:line="240" w:lineRule="auto"/>
+              <w:ind w:right="297"/>
+              <w:rPr>
+                <w:rFonts w:cs="Arial"/>
+                <w:b/>
+                <w:color w:val="EE0000"/>
+                <w:sz w:val="28"/>
+                <w:szCs w:val="28"/>
+              </w:rPr>
+            </w:pPr>
+            <w:r>
+              <w:rPr>
+                <w:rFonts w:cs="Arial"/>
+                <w:b/>
+                <w:color w:val="EE0000"/>
+                <w:sz w:val="28"/>
+                <w:szCs w:val="28"/>
+              </w:rPr>
+              <w:t>T.S.5.1.5.3 – Kramam</w:t>
+            </w:r>
+          </w:p>
+          <w:p>
+            <w:pPr>
+              <w:widowControl w:val="0"/>
+              <w:tabs>
+                <w:tab w:val="left" w:pos="993"/>
+              </w:tabs>
+              <w:autoSpaceDE w:val="0"/>
+              <w:autoSpaceDN w:val="0"/>
+              <w:adjustRightInd w:val="0"/>
+              <w:spacing w:before="0" w:line="240" w:lineRule="auto"/>
+              <w:ind w:right="297"/>
+              <w:rPr>
+                <w:rFonts w:cstheme="minorBidi"/>
+                <w:b/>
+                <w:color w:val="EE0000"/>
+                <w:sz w:val="28"/>
+                <w:szCs w:val="28"/>
+                <w:lang w:val="en-IN" w:bidi="ta-IN"/>
+              </w:rPr>
+            </w:pPr>
+            <w:r>
+              <w:rPr>
+                <w:rFonts w:cs="Arial"/>
+                <w:b/>
+                <w:color w:val="EE0000"/>
+                <w:sz w:val="28"/>
+                <w:szCs w:val="28"/>
+                <w:lang w:val="en-IN"/>
+              </w:rPr>
+              <w:t>Krama Vaakyam No.– 31</w:t>
+            </w:r>
+          </w:p>
+          <w:p>
+            <w:pPr>
+              <w:widowControl w:val="0"/>
+              <w:tabs>
+                <w:tab w:val="left" w:pos="993"/>
+              </w:tabs>
+              <w:autoSpaceDE w:val="0"/>
+              <w:autoSpaceDN w:val="0"/>
+              <w:adjustRightInd w:val="0"/>
+              <w:spacing w:before="0" w:line="240" w:lineRule="auto"/>
+              <w:ind w:right="297"/>
+              <w:rPr>
+                <w:rFonts w:cs="Arial"/>
+                <w:b/>
+                <w:color w:val="EE0000"/>
+                <w:sz w:val="28"/>
+                <w:szCs w:val="28"/>
+                <w:lang w:val="it-IT"/>
+              </w:rPr>
+            </w:pPr>
+            <w:r>
+              <w:rPr>
+                <w:rFonts w:cs="Arial"/>
+                <w:b/>
+                <w:color w:val="EE0000"/>
+                <w:sz w:val="28"/>
+                <w:szCs w:val="28"/>
+                <w:lang w:val="it-IT"/>
+              </w:rPr>
+              <w:t>Panchaati No. - 23</w:t>
+            </w:r>
+          </w:p>
+        </w:tc>
+        <w:tc>
+          <w:tcPr>
+            <w:tcW w:w="5245" w:type="dxa"/>
+          </w:tcPr>
+          <w:p>
+            <w:pPr>
+              <w:widowControl w:val="0"/>
+              <w:autoSpaceDE w:val="0"/>
+              <w:autoSpaceDN w:val="0"/>
+              <w:adjustRightInd w:val="0"/>
+              <w:spacing w:before="0" w:line="240" w:lineRule="auto"/>
+              <w:rPr>
+                <w:rFonts w:ascii="BRH Malayalam Extra" w:eastAsia="Times New Roman" w:hAnsi="BRH Malayalam Extra" w:cs="BRH Malayalam Extra"/>
+                <w:color w:val="EE0000"/>
+                <w:sz w:val="40"/>
+                <w:szCs w:val="40"/>
+                <w:lang w:val="it-IT" w:eastAsia="en-IN" w:bidi="ml-IN"/>
+              </w:rPr>
+            </w:pPr>
+            <w:r>
+              <w:rPr>
+                <w:rFonts w:ascii="Latha" w:hAnsi="Latha" w:cs="Latha"/>
+                <w:color w:val="EE0000"/>
+                <w:sz w:val="28"/>
+                <w:szCs w:val="28"/>
+                <w:cs/>
+                <w:lang w:bidi="ta-IN"/>
+              </w:rPr>
+              <w:t>ஊ</w:t>
+            </w:r>
+            <w:r>
+              <w:rPr>
+                <w:rFonts w:ascii="BRH Tamil Tab Extra" w:hAnsi="BRH Tamil Tab Extra" w:cs="Latha"/>
+                <w:b/>
+                <w:color w:val="EE0000"/>
+                <w:sz w:val="32"/>
+                <w:szCs w:val="28"/>
+                <w:lang w:bidi="ta-IN"/>
+              </w:rPr>
+              <w:t>…</w:t>
+            </w:r>
+            <w:r>
+              <w:rPr>
+                <w:rFonts w:ascii="Latha" w:hAnsi="Latha" w:cs="Latha"/>
+                <w:color w:val="EE0000"/>
+                <w:sz w:val="28"/>
+                <w:szCs w:val="28"/>
+                <w:cs/>
+                <w:lang w:bidi="ta-IN"/>
+              </w:rPr>
+              <w:t>ர்த்</w:t>
+            </w:r>
+            <w:r>
+              <w:rPr>
+                <w:rFonts w:ascii="Latha" w:hAnsi="Latha" w:cs="Latha"/>
+                <w:b/>
+                <w:bCs/>
+                <w:color w:val="EE0000"/>
+                <w:position w:val="-12"/>
+                <w:sz w:val="28"/>
+                <w:szCs w:val="28"/>
+                <w:cs/>
+                <w:lang w:bidi="ta-IN"/>
+              </w:rPr>
+              <w:t>3</w:t>
+            </w:r>
+            <w:r>
+              <w:rPr>
+                <w:rFonts w:ascii="Latha" w:hAnsi="Latha" w:cs="Latha"/>
+                <w:color w:val="EE0000"/>
+                <w:sz w:val="28"/>
+                <w:szCs w:val="28"/>
+                <w:cs/>
+                <w:lang w:bidi="ta-IN"/>
+              </w:rPr>
+              <w:t>த்</w:t>
+            </w:r>
+            <w:r>
+              <w:rPr>
+                <w:rFonts w:ascii="Latha" w:hAnsi="Latha" w:cs="Latha"/>
+                <w:b/>
+                <w:bCs/>
+                <w:color w:val="EE0000"/>
+                <w:position w:val="-12"/>
+                <w:sz w:val="28"/>
+                <w:szCs w:val="28"/>
+                <w:cs/>
+                <w:lang w:bidi="ta-IN"/>
+              </w:rPr>
+              <w:t>4</w:t>
+            </w:r>
+            <w:r>
+              <w:rPr>
+                <w:rFonts w:ascii="Latha" w:hAnsi="Latha" w:cs="Latha"/>
+                <w:color w:val="EE0000"/>
+                <w:sz w:val="28"/>
+                <w:szCs w:val="28"/>
+                <w:cs/>
+                <w:lang w:bidi="ta-IN"/>
+              </w:rPr>
+              <w:t>வ</w:t>
+            </w:r>
+            <w:r>
+              <w:rPr>
+                <w:rFonts w:ascii="Latha" w:hAnsi="Latha" w:cs="Latha"/>
+                <w:color w:val="EE0000"/>
+                <w:sz w:val="28"/>
+                <w:szCs w:val="28"/>
+                <w:lang w:bidi="ta-IN"/>
+              </w:rPr>
+              <w:t xml:space="preserve"> </w:t>
+            </w:r>
+            <w:r>
+              <w:rPr>
+                <w:rFonts w:ascii="Latha" w:hAnsi="Latha" w:cs="Latha"/>
+                <w:color w:val="EE0000"/>
+                <w:sz w:val="28"/>
+                <w:szCs w:val="28"/>
+                <w:highlight w:val="yellow"/>
+                <w:cs/>
+                <w:lang w:bidi="ta-IN"/>
+              </w:rPr>
+              <w:t>உ</w:t>
+            </w:r>
+            <w:r>
+              <w:rPr>
+                <w:rFonts w:ascii="Latha" w:hAnsi="Latha" w:cs="Latha"/>
+                <w:color w:val="EE0000"/>
+                <w:sz w:val="28"/>
+                <w:szCs w:val="28"/>
+                <w:lang w:bidi="ta-IN"/>
+              </w:rPr>
+              <w:t xml:space="preserve"> | </w:t>
+            </w:r>
+            <w:r>
+              <w:rPr>
+                <w:rFonts w:ascii="Latha" w:hAnsi="Latha" w:cs="Latha"/>
+                <w:color w:val="EE0000"/>
+                <w:sz w:val="28"/>
+                <w:szCs w:val="28"/>
+                <w:cs/>
+                <w:lang w:bidi="ta-IN"/>
+              </w:rPr>
+              <w:t>ஊ</w:t>
+            </w:r>
+            <w:r>
+              <w:rPr>
+                <w:rFonts w:ascii="BRH Tamil Tab Extra" w:hAnsi="BRH Tamil Tab Extra" w:cs="Latha"/>
+                <w:b/>
+                <w:color w:val="EE0000"/>
+                <w:sz w:val="32"/>
+                <w:szCs w:val="28"/>
+                <w:lang w:bidi="ta-IN"/>
+              </w:rPr>
+              <w:t>…</w:t>
+            </w:r>
+            <w:r>
+              <w:rPr>
+                <w:rFonts w:ascii="Latha" w:hAnsi="Latha" w:cs="Latha"/>
+                <w:color w:val="EE0000"/>
+                <w:sz w:val="28"/>
+                <w:szCs w:val="28"/>
+                <w:lang w:bidi="ta-IN"/>
+              </w:rPr>
+              <w:t xml:space="preserve"> </w:t>
+            </w:r>
+            <w:r>
+              <w:rPr>
+                <w:rFonts w:ascii="Latha" w:hAnsi="Latha" w:cs="Latha"/>
+                <w:color w:val="EE0000"/>
+                <w:sz w:val="28"/>
+                <w:szCs w:val="28"/>
+                <w:cs/>
+                <w:lang w:bidi="ta-IN"/>
+              </w:rPr>
+              <w:t>ஷு</w:t>
+            </w:r>
+            <w:r>
+              <w:rPr>
+                <w:rFonts w:ascii="Latha" w:hAnsi="Latha" w:cs="Latha"/>
+                <w:color w:val="EE0000"/>
+                <w:sz w:val="28"/>
+                <w:szCs w:val="28"/>
+                <w:lang w:bidi="ta-IN"/>
+              </w:rPr>
+              <w:t xml:space="preserve"> </w:t>
+            </w:r>
+            <w:r>
+              <w:rPr>
+                <w:rFonts w:ascii="Latha" w:hAnsi="Latha" w:cs="Latha"/>
+                <w:color w:val="EE0000"/>
+                <w:sz w:val="28"/>
+                <w:szCs w:val="28"/>
+                <w:cs/>
+                <w:lang w:bidi="ta-IN"/>
+              </w:rPr>
+              <w:t>ண</w:t>
+            </w:r>
+            <w:r>
+              <w:rPr>
+                <w:rFonts w:ascii="BRH Tamil Tab Extra" w:hAnsi="BRH Tamil Tab Extra" w:cs="Latha"/>
+                <w:b/>
+                <w:color w:val="EE0000"/>
+                <w:sz w:val="36"/>
+                <w:szCs w:val="28"/>
+                <w:lang w:bidi="ta-IN"/>
+              </w:rPr>
+              <w:t>†</w:t>
+            </w:r>
+            <w:r>
+              <w:rPr>
+                <w:rFonts w:ascii="Latha" w:hAnsi="Latha" w:cs="Latha"/>
+                <w:b/>
+                <w:bCs/>
+                <w:color w:val="EE0000"/>
+                <w:sz w:val="32"/>
+                <w:szCs w:val="32"/>
+                <w:cs/>
+                <w:lang w:bidi="ta-IN"/>
+              </w:rPr>
+              <w:t>:</w:t>
+            </w:r>
+            <w:r>
+              <w:rPr>
+                <w:rFonts w:ascii="Latha" w:hAnsi="Latha" w:cs="Latha"/>
+                <w:color w:val="EE0000"/>
+                <w:sz w:val="28"/>
+                <w:szCs w:val="28"/>
+                <w:lang w:bidi="ta-IN"/>
+              </w:rPr>
+              <w:t xml:space="preserve"> |</w:t>
+            </w:r>
+          </w:p>
+        </w:tc>
+        <w:tc>
+          <w:tcPr>
+            <w:tcW w:w="5386" w:type="dxa"/>
+          </w:tcPr>
+          <w:p>
+            <w:pPr>
+              <w:widowControl w:val="0"/>
+              <w:autoSpaceDE w:val="0"/>
+              <w:autoSpaceDN w:val="0"/>
+              <w:adjustRightInd w:val="0"/>
+              <w:spacing w:line="252" w:lineRule="auto"/>
+              <w:rPr>
+                <w:rFonts w:ascii="BRH Malayalam Extra" w:eastAsia="Times New Roman" w:hAnsi="BRH Malayalam Extra" w:cs="BRH Malayalam Extra"/>
+                <w:color w:val="EE0000"/>
+                <w:sz w:val="40"/>
+                <w:szCs w:val="40"/>
+                <w:lang w:val="it-IT" w:eastAsia="en-IN" w:bidi="ml-IN"/>
+              </w:rPr>
+            </w:pPr>
+            <w:r>
+              <w:rPr>
+                <w:rFonts w:ascii="Latha" w:hAnsi="Latha" w:cs="Latha"/>
+                <w:color w:val="EE0000"/>
+                <w:sz w:val="28"/>
+                <w:szCs w:val="28"/>
+                <w:cs/>
+                <w:lang w:bidi="ta-IN"/>
+              </w:rPr>
+              <w:t>ஊ</w:t>
+            </w:r>
+            <w:r>
+              <w:rPr>
+                <w:rFonts w:ascii="BRH Tamil Tab Extra" w:hAnsi="BRH Tamil Tab Extra" w:cs="Latha"/>
+                <w:b/>
+                <w:color w:val="EE0000"/>
+                <w:sz w:val="32"/>
+                <w:szCs w:val="28"/>
+                <w:lang w:bidi="ta-IN"/>
+              </w:rPr>
+              <w:t>…</w:t>
+            </w:r>
+            <w:r>
+              <w:rPr>
+                <w:rFonts w:ascii="Latha" w:hAnsi="Latha" w:cs="Latha"/>
+                <w:color w:val="EE0000"/>
+                <w:sz w:val="28"/>
+                <w:szCs w:val="28"/>
+                <w:cs/>
+                <w:lang w:bidi="ta-IN"/>
+              </w:rPr>
+              <w:t>ர்த்</w:t>
+            </w:r>
+            <w:r>
+              <w:rPr>
+                <w:rFonts w:ascii="Latha" w:hAnsi="Latha" w:cs="Latha"/>
+                <w:b/>
+                <w:bCs/>
+                <w:color w:val="EE0000"/>
+                <w:position w:val="-12"/>
+                <w:sz w:val="28"/>
+                <w:szCs w:val="28"/>
+                <w:cs/>
+                <w:lang w:bidi="ta-IN"/>
+              </w:rPr>
+              <w:t>3</w:t>
+            </w:r>
+            <w:r>
+              <w:rPr>
+                <w:rFonts w:ascii="Latha" w:hAnsi="Latha" w:cs="Latha"/>
+                <w:color w:val="EE0000"/>
+                <w:sz w:val="28"/>
+                <w:szCs w:val="28"/>
+                <w:cs/>
+                <w:lang w:bidi="ta-IN"/>
+              </w:rPr>
+              <w:t>த்</w:t>
+            </w:r>
+            <w:r>
+              <w:rPr>
+                <w:rFonts w:ascii="Latha" w:hAnsi="Latha" w:cs="Latha"/>
+                <w:b/>
+                <w:bCs/>
+                <w:color w:val="EE0000"/>
+                <w:position w:val="-12"/>
+                <w:sz w:val="28"/>
+                <w:szCs w:val="28"/>
+                <w:cs/>
+                <w:lang w:bidi="ta-IN"/>
+              </w:rPr>
+              <w:t>4</w:t>
+            </w:r>
+            <w:r>
+              <w:rPr>
+                <w:rFonts w:ascii="Latha" w:hAnsi="Latha" w:cs="Latha"/>
+                <w:color w:val="EE0000"/>
+                <w:sz w:val="28"/>
+                <w:szCs w:val="28"/>
+                <w:cs/>
+                <w:lang w:bidi="ta-IN"/>
+              </w:rPr>
+              <w:t>வ</w:t>
+            </w:r>
+            <w:r>
+              <w:rPr>
+                <w:rFonts w:ascii="Latha" w:hAnsi="Latha" w:cs="Latha"/>
+                <w:color w:val="EE0000"/>
+                <w:sz w:val="28"/>
+                <w:szCs w:val="28"/>
+                <w:lang w:bidi="ta-IN"/>
+              </w:rPr>
+              <w:t xml:space="preserve"> </w:t>
+            </w:r>
+            <w:r>
+              <w:rPr>
+                <w:rFonts w:ascii="Latha" w:hAnsi="Latha" w:cs="Latha"/>
+                <w:color w:val="EE0000"/>
+                <w:sz w:val="28"/>
+                <w:szCs w:val="28"/>
+                <w:highlight w:val="green"/>
+                <w:cs/>
+                <w:lang w:bidi="ta-IN"/>
+              </w:rPr>
+              <w:t>உ</w:t>
+            </w:r>
+            <w:r>
+              <w:rPr>
+                <w:rFonts w:ascii="BRH Tamil Tab Extra" w:hAnsi="BRH Tamil Tab Extra" w:cs="Latha"/>
+                <w:b/>
+                <w:color w:val="EE0000"/>
+                <w:sz w:val="36"/>
+                <w:szCs w:val="28"/>
+                <w:lang w:bidi="ta-IN"/>
+              </w:rPr>
+              <w:t>†</w:t>
+            </w:r>
+            <w:r>
+              <w:rPr>
+                <w:rFonts w:ascii="Latha" w:hAnsi="Latha" w:cs="Latha"/>
+                <w:color w:val="EE0000"/>
+                <w:sz w:val="28"/>
+                <w:szCs w:val="28"/>
+                <w:lang w:bidi="ta-IN"/>
+              </w:rPr>
+              <w:t xml:space="preserve"> | </w:t>
+            </w:r>
+            <w:r>
+              <w:rPr>
+                <w:rFonts w:ascii="Latha" w:hAnsi="Latha" w:cs="Latha"/>
+                <w:color w:val="EE0000"/>
+                <w:sz w:val="28"/>
+                <w:szCs w:val="28"/>
+                <w:cs/>
+                <w:lang w:bidi="ta-IN"/>
+              </w:rPr>
+              <w:t>ஊ</w:t>
+            </w:r>
+            <w:r>
+              <w:rPr>
+                <w:rFonts w:ascii="BRH Tamil Tab Extra" w:hAnsi="BRH Tamil Tab Extra" w:cs="Latha"/>
+                <w:b/>
+                <w:color w:val="EE0000"/>
+                <w:sz w:val="32"/>
+                <w:szCs w:val="28"/>
+                <w:lang w:bidi="ta-IN"/>
+              </w:rPr>
+              <w:t>…</w:t>
+            </w:r>
+            <w:r>
+              <w:rPr>
+                <w:rFonts w:ascii="Latha" w:hAnsi="Latha" w:cs="Latha"/>
+                <w:color w:val="EE0000"/>
+                <w:sz w:val="28"/>
+                <w:szCs w:val="28"/>
+                <w:lang w:bidi="ta-IN"/>
+              </w:rPr>
+              <w:t xml:space="preserve"> </w:t>
+            </w:r>
+            <w:r>
+              <w:rPr>
+                <w:rFonts w:ascii="Latha" w:hAnsi="Latha" w:cs="Latha"/>
+                <w:color w:val="EE0000"/>
+                <w:sz w:val="28"/>
+                <w:szCs w:val="28"/>
+                <w:cs/>
+                <w:lang w:bidi="ta-IN"/>
+              </w:rPr>
+              <w:t>ஷு</w:t>
+            </w:r>
+            <w:r>
+              <w:rPr>
+                <w:rFonts w:ascii="Latha" w:hAnsi="Latha" w:cs="Latha"/>
+                <w:color w:val="EE0000"/>
+                <w:sz w:val="28"/>
+                <w:szCs w:val="28"/>
+                <w:lang w:bidi="ta-IN"/>
+              </w:rPr>
+              <w:t xml:space="preserve"> </w:t>
+            </w:r>
+            <w:r>
+              <w:rPr>
+                <w:rFonts w:ascii="Latha" w:hAnsi="Latha" w:cs="Latha"/>
+                <w:color w:val="EE0000"/>
+                <w:sz w:val="28"/>
+                <w:szCs w:val="28"/>
+                <w:cs/>
+                <w:lang w:bidi="ta-IN"/>
+              </w:rPr>
+              <w:t>ண</w:t>
+            </w:r>
+            <w:r>
+              <w:rPr>
+                <w:rFonts w:ascii="BRH Tamil Tab Extra" w:hAnsi="BRH Tamil Tab Extra" w:cs="Latha"/>
+                <w:b/>
+                <w:color w:val="EE0000"/>
+                <w:sz w:val="36"/>
+                <w:szCs w:val="28"/>
+                <w:lang w:bidi="ta-IN"/>
+              </w:rPr>
+              <w:t>†</w:t>
+            </w:r>
+            <w:r>
+              <w:rPr>
+                <w:rFonts w:ascii="Latha" w:hAnsi="Latha" w:cs="Latha"/>
+                <w:b/>
+                <w:bCs/>
+                <w:color w:val="EE0000"/>
+                <w:sz w:val="32"/>
+                <w:szCs w:val="32"/>
+                <w:cs/>
+                <w:lang w:bidi="ta-IN"/>
+              </w:rPr>
+              <w:t>:</w:t>
+            </w:r>
+            <w:r>
+              <w:rPr>
+                <w:rFonts w:ascii="Latha" w:hAnsi="Latha" w:cs="Latha"/>
+                <w:color w:val="EE0000"/>
+                <w:sz w:val="28"/>
+                <w:szCs w:val="28"/>
+                <w:lang w:bidi="ta-IN"/>
+              </w:rPr>
+              <w:t xml:space="preserve"> |</w:t>
+            </w:r>
+          </w:p>
+        </w:tc>
+      </w:tr>
+      <w:tr>
+        <w:trPr>
           <w:trHeight w:val="962"/>
         </w:trPr>
         <w:tc>
@@ -6403,6 +6986,7 @@
                 <w:sz w:val="28"/>
                 <w:szCs w:val="32"/>
               </w:rPr>
+              <w:lastRenderedPageBreak/>
               <w:t>T.S.</w:t>
             </w:r>
             <w:r>
@@ -6797,7 +7381,6 @@
                 <w:cs/>
                 <w:lang w:bidi="ta-IN"/>
               </w:rPr>
-              <w:lastRenderedPageBreak/>
               <w:t>இதி</w:t>
             </w:r>
             <w:r>
@@ -6981,7 +7564,6 @@
                 <w:cs/>
                 <w:lang w:bidi="ta-IN"/>
               </w:rPr>
-              <w:lastRenderedPageBreak/>
               <w:t>வீ</w:t>
             </w:r>
             <w:r>
@@ -7223,7 +7805,6 @@
                 <w:cs/>
                 <w:lang w:bidi="ta-IN"/>
               </w:rPr>
-              <w:lastRenderedPageBreak/>
               <w:t>இதி</w:t>
             </w:r>
             <w:r>
@@ -7416,7 +7997,6 @@
                 <w:sz w:val="28"/>
                 <w:szCs w:val="32"/>
               </w:rPr>
-              <w:lastRenderedPageBreak/>
               <w:t>T.S.</w:t>
             </w:r>
             <w:r>

--- a/TS-Kramam/TS-5.1/TS 5.1 Tamil Krama Paatam Corrections.docx
+++ b/TS-Kramam/TS-5.1/TS 5.1 Tamil Krama Paatam Corrections.docx
@@ -2,6 +2,759 @@
 <file path=word/document.xml><?xml version="1.0" encoding="utf-8"?>
 <w:document xmlns:wpc="http://schemas.microsoft.com/office/word/2010/wordprocessingCanvas" xmlns:cx="http://schemas.microsoft.com/office/drawing/2014/chartex" xmlns:cx1="http://schemas.microsoft.com/office/drawing/2015/9/8/chartex" xmlns:cx2="http://schemas.microsoft.com/office/drawing/2015/10/21/chartex" xmlns:cx3="http://schemas.microsoft.com/office/drawing/2016/5/9/chartex" xmlns:cx4="http://schemas.microsoft.com/office/drawing/2016/5/10/chartex" xmlns:cx5="http://schemas.microsoft.com/office/drawing/2016/5/11/chartex" xmlns:cx6="http://schemas.microsoft.com/office/drawing/2016/5/12/chartex" xmlns:cx7="http://schemas.microsoft.com/office/drawing/2016/5/13/chartex" xmlns:cx8="http://schemas.microsoft.com/office/drawing/2016/5/14/chartex" xmlns:mc="http://schemas.openxmlformats.org/markup-compatibility/2006" xmlns:aink="http://schemas.microsoft.com/office/drawing/2016/ink" xmlns:am3d="http://schemas.microsoft.com/office/drawing/2017/model3d" xmlns:o="urn:schemas-microsoft-com:office:office" xmlns:oel="http://schemas.microsoft.com/office/2019/extlst" xmlns:r="http://schemas.openxmlformats.org/officeDocument/2006/relationships" xmlns:m="http://schemas.openxmlformats.org/officeDocument/2006/math" xmlns:v="urn:schemas-microsoft-com:vml" xmlns:wp14="http://schemas.microsoft.com/office/word/2010/wordprocessingDrawing" xmlns:wp="http://schemas.openxmlformats.org/drawingml/2006/wordprocessingDrawing" xmlns:w10="urn:schemas-microsoft-com:office:word" xmlns:w="http://schemas.openxmlformats.org/wordprocessingml/2006/main" xmlns:w14="http://schemas.microsoft.com/office/word/2010/wordml" xmlns:w15="http://schemas.microsoft.com/office/word/2012/wordml" xmlns:w16cex="http://schemas.microsoft.com/office/word/2018/wordml/cex" xmlns:w16cid="http://schemas.microsoft.com/office/word/2016/wordml/cid" xmlns:w16="http://schemas.microsoft.com/office/word/2018/wordml" xmlns:w16du="http://schemas.microsoft.com/office/word/2023/wordml/word16du" xmlns:w16sdtdh="http://schemas.microsoft.com/office/word/2020/wordml/sdtdatahash" xmlns:w16sdtfl="http://schemas.microsoft.com/office/word/2024/wordml/sdtformatlock" xmlns:w16se="http://schemas.microsoft.com/office/word/2015/wordml/symex" xmlns:wpg="http://schemas.microsoft.com/office/word/2010/wordprocessingGroup" xmlns:wpi="http://schemas.microsoft.com/office/word/2010/wordprocessingInk" xmlns:wne="http://schemas.microsoft.com/office/word/2006/wordml" xmlns:wps="http://schemas.microsoft.com/office/word/2010/wordprocessingShape" mc:Ignorable="w14 w15 w16se w16cid w16 w16cex w16sdtdh w16sdtfl w16du wp14">
   <w:body>
+    <w:p>
+      <w:pPr>
+        <w:jc w:val="center"/>
+        <w:rPr>
+          <w:b/>
+          <w:bCs/>
+          <w:sz w:val="32"/>
+          <w:szCs w:val="32"/>
+          <w:u w:val="single"/>
+        </w:rPr>
+      </w:pPr>
+      <w:r>
+        <w:rPr>
+          <w:b/>
+          <w:bCs/>
+          <w:sz w:val="32"/>
+          <w:szCs w:val="32"/>
+          <w:u w:val="single"/>
+        </w:rPr>
+        <w:t xml:space="preserve">TS </w:t>
+      </w:r>
+      <w:r>
+        <w:rPr>
+          <w:b/>
+          <w:bCs/>
+          <w:sz w:val="32"/>
+          <w:szCs w:val="32"/>
+          <w:u w:val="single"/>
+        </w:rPr>
+        <w:t>Krama</w:t>
+      </w:r>
+      <w:r>
+        <w:rPr>
+          <w:b/>
+          <w:bCs/>
+          <w:sz w:val="32"/>
+          <w:szCs w:val="32"/>
+          <w:u w:val="single"/>
+        </w:rPr>
+        <w:t xml:space="preserve"> Paatam – TS </w:t>
+      </w:r>
+      <w:r>
+        <w:rPr>
+          <w:b/>
+          <w:bCs/>
+          <w:sz w:val="32"/>
+          <w:szCs w:val="32"/>
+          <w:u w:val="single"/>
+        </w:rPr>
+        <w:t>5.1 Tamil</w:t>
+      </w:r>
+      <w:r>
+        <w:rPr>
+          <w:b/>
+          <w:bCs/>
+          <w:sz w:val="32"/>
+          <w:szCs w:val="32"/>
+          <w:u w:val="single"/>
+        </w:rPr>
+        <w:t xml:space="preserve"> Corrections –</w:t>
+      </w:r>
+      <w:r>
+        <w:rPr>
+          <w:b/>
+          <w:bCs/>
+          <w:sz w:val="32"/>
+          <w:szCs w:val="32"/>
+          <w:u w:val="single"/>
+        </w:rPr>
+        <w:t xml:space="preserve"> </w:t>
+      </w:r>
+      <w:r>
+        <w:rPr>
+          <w:b/>
+          <w:bCs/>
+          <w:sz w:val="32"/>
+          <w:szCs w:val="32"/>
+          <w:u w:val="single"/>
+        </w:rPr>
+        <w:t xml:space="preserve">Observed till </w:t>
+      </w:r>
+      <w:r>
+        <w:rPr>
+          <w:b/>
+          <w:bCs/>
+          <w:sz w:val="32"/>
+          <w:szCs w:val="32"/>
+          <w:highlight w:val="red"/>
+          <w:u w:val="single"/>
+        </w:rPr>
+        <w:t>?????</w:t>
+      </w:r>
+    </w:p>
+    <w:p>
+      <w:pPr>
+        <w:spacing w:before="0" w:line="240" w:lineRule="auto"/>
+        <w:jc w:val="center"/>
+        <w:rPr>
+          <w:b/>
+          <w:bCs/>
+        </w:rPr>
+      </w:pPr>
+      <w:r>
+        <w:rPr>
+          <w:b/>
+          <w:bCs/>
+        </w:rPr>
+        <w:t>(ignore those which are already incorporated in your book’s version and date)</w:t>
+      </w:r>
+    </w:p>
+    <w:tbl>
+      <w:tblPr>
+        <w:tblW w:w="14395" w:type="dxa"/>
+        <w:tblInd w:w="-792" w:type="dxa"/>
+        <w:tblBorders>
+          <w:top w:val="single" w:sz="4" w:space="0" w:color="000000"/>
+          <w:left w:val="single" w:sz="4" w:space="0" w:color="000000"/>
+          <w:bottom w:val="single" w:sz="4" w:space="0" w:color="000000"/>
+          <w:right w:val="single" w:sz="4" w:space="0" w:color="000000"/>
+          <w:insideH w:val="single" w:sz="4" w:space="0" w:color="000000"/>
+          <w:insideV w:val="single" w:sz="4" w:space="0" w:color="000000"/>
+        </w:tblBorders>
+        <w:tblLook w:val="04A0" w:firstRow="1" w:lastRow="0" w:firstColumn="1" w:lastColumn="0" w:noHBand="0" w:noVBand="1"/>
+      </w:tblPr>
+      <w:tblGrid>
+        <w:gridCol w:w="3906"/>
+        <w:gridCol w:w="5103"/>
+        <w:gridCol w:w="5386"/>
+      </w:tblGrid>
+      <w:tr>
+        <w:tc>
+          <w:tcPr>
+            <w:tcW w:w="3906" w:type="dxa"/>
+          </w:tcPr>
+          <w:p>
+            <w:pPr>
+              <w:spacing w:before="0" w:line="240" w:lineRule="auto"/>
+              <w:jc w:val="center"/>
+              <w:rPr>
+                <w:sz w:val="32"/>
+                <w:szCs w:val="32"/>
+              </w:rPr>
+            </w:pPr>
+            <w:r>
+              <w:rPr>
+                <w:sz w:val="32"/>
+                <w:szCs w:val="32"/>
+              </w:rPr>
+              <w:t>Section, Paragraph</w:t>
+            </w:r>
+          </w:p>
+          <w:p>
+            <w:pPr>
+              <w:spacing w:before="0" w:line="240" w:lineRule="auto"/>
+              <w:jc w:val="center"/>
+              <w:rPr>
+                <w:sz w:val="32"/>
+                <w:szCs w:val="32"/>
+              </w:rPr>
+            </w:pPr>
+            <w:r>
+              <w:rPr>
+                <w:sz w:val="32"/>
+                <w:szCs w:val="32"/>
+              </w:rPr>
+              <w:t>Reference</w:t>
+            </w:r>
+          </w:p>
+        </w:tc>
+        <w:tc>
+          <w:tcPr>
+            <w:tcW w:w="5103" w:type="dxa"/>
+          </w:tcPr>
+          <w:p>
+            <w:pPr>
+              <w:spacing w:before="0" w:line="240" w:lineRule="auto"/>
+              <w:jc w:val="center"/>
+              <w:rPr>
+                <w:sz w:val="32"/>
+                <w:szCs w:val="32"/>
+              </w:rPr>
+            </w:pPr>
+            <w:r>
+              <w:rPr>
+                <w:sz w:val="32"/>
+                <w:szCs w:val="32"/>
+              </w:rPr>
+              <w:t>As Printed</w:t>
+            </w:r>
+          </w:p>
+        </w:tc>
+        <w:tc>
+          <w:tcPr>
+            <w:tcW w:w="5386" w:type="dxa"/>
+          </w:tcPr>
+          <w:p>
+            <w:pPr>
+              <w:spacing w:before="0" w:line="240" w:lineRule="auto"/>
+              <w:ind w:right="-18"/>
+              <w:jc w:val="center"/>
+              <w:rPr>
+                <w:sz w:val="32"/>
+                <w:szCs w:val="32"/>
+              </w:rPr>
+            </w:pPr>
+            <w:r>
+              <w:rPr>
+                <w:sz w:val="32"/>
+                <w:szCs w:val="32"/>
+              </w:rPr>
+              <w:t>To be read as or corrected as</w:t>
+            </w:r>
+          </w:p>
+        </w:tc>
+      </w:tr>
+      <w:tr>
+        <w:trPr>
+          <w:trHeight w:val="1415"/>
+        </w:trPr>
+        <w:tc>
+          <w:tcPr>
+            <w:tcW w:w="3906" w:type="dxa"/>
+          </w:tcPr>
+          <w:p>
+            <w:pPr>
+              <w:widowControl w:val="0"/>
+              <w:tabs>
+                <w:tab w:val="left" w:pos="993"/>
+              </w:tabs>
+              <w:autoSpaceDE w:val="0"/>
+              <w:autoSpaceDN w:val="0"/>
+              <w:adjustRightInd w:val="0"/>
+              <w:spacing w:before="0" w:line="240" w:lineRule="auto"/>
+              <w:ind w:right="297"/>
+              <w:rPr>
+                <w:rFonts w:cs="Arial"/>
+                <w:b/>
+                <w:color w:val="000000"/>
+                <w:sz w:val="28"/>
+                <w:szCs w:val="28"/>
+              </w:rPr>
+            </w:pPr>
+            <w:r>
+              <w:rPr>
+                <w:rFonts w:cs="Arial"/>
+                <w:b/>
+                <w:color w:val="000000"/>
+                <w:sz w:val="28"/>
+                <w:szCs w:val="28"/>
+              </w:rPr>
+              <w:t>T.S.5.1.</w:t>
+            </w:r>
+            <w:r>
+              <w:rPr>
+                <w:rFonts w:cs="Arial"/>
+                <w:b/>
+                <w:color w:val="000000"/>
+                <w:sz w:val="28"/>
+                <w:szCs w:val="28"/>
+              </w:rPr>
+              <w:t>9.3</w:t>
+            </w:r>
+            <w:r>
+              <w:rPr>
+                <w:rFonts w:cs="Arial"/>
+                <w:b/>
+                <w:color w:val="000000"/>
+                <w:sz w:val="28"/>
+                <w:szCs w:val="28"/>
+              </w:rPr>
+              <w:t xml:space="preserve"> – Kramam</w:t>
+            </w:r>
+          </w:p>
+          <w:p>
+            <w:pPr>
+              <w:widowControl w:val="0"/>
+              <w:tabs>
+                <w:tab w:val="left" w:pos="993"/>
+              </w:tabs>
+              <w:autoSpaceDE w:val="0"/>
+              <w:autoSpaceDN w:val="0"/>
+              <w:adjustRightInd w:val="0"/>
+              <w:spacing w:before="0" w:line="240" w:lineRule="auto"/>
+              <w:ind w:right="297"/>
+              <w:rPr>
+                <w:rFonts w:cs="Arial"/>
+                <w:b/>
+                <w:color w:val="000000"/>
+                <w:sz w:val="28"/>
+                <w:szCs w:val="28"/>
+                <w:lang w:val="en-IN"/>
+              </w:rPr>
+            </w:pPr>
+            <w:r>
+              <w:rPr>
+                <w:rFonts w:cs="Arial"/>
+                <w:b/>
+                <w:color w:val="000000"/>
+                <w:sz w:val="28"/>
+                <w:szCs w:val="28"/>
+                <w:lang w:val="en-IN"/>
+              </w:rPr>
+              <w:t>Krama Vaakyam No.– 14</w:t>
+            </w:r>
+          </w:p>
+          <w:p>
+            <w:pPr>
+              <w:widowControl w:val="0"/>
+              <w:tabs>
+                <w:tab w:val="left" w:pos="993"/>
+              </w:tabs>
+              <w:autoSpaceDE w:val="0"/>
+              <w:autoSpaceDN w:val="0"/>
+              <w:adjustRightInd w:val="0"/>
+              <w:spacing w:before="0" w:line="240" w:lineRule="auto"/>
+              <w:ind w:right="297"/>
+              <w:rPr>
+                <w:rFonts w:cs="Arial"/>
+                <w:b/>
+                <w:color w:val="000000"/>
+                <w:sz w:val="28"/>
+                <w:szCs w:val="32"/>
+                <w:lang w:val="it-IT"/>
+              </w:rPr>
+            </w:pPr>
+            <w:r>
+              <w:rPr>
+                <w:rFonts w:cs="Arial"/>
+                <w:b/>
+                <w:color w:val="000000"/>
+                <w:sz w:val="28"/>
+                <w:szCs w:val="28"/>
+                <w:lang w:val="it-IT"/>
+              </w:rPr>
+              <w:t>Panchaati No. - 4</w:t>
+            </w:r>
+            <w:r>
+              <w:rPr>
+                <w:rFonts w:cs="Arial"/>
+                <w:b/>
+                <w:color w:val="000000"/>
+                <w:sz w:val="28"/>
+                <w:szCs w:val="28"/>
+                <w:lang w:val="it-IT"/>
+              </w:rPr>
+              <w:t>7</w:t>
+            </w:r>
+          </w:p>
+        </w:tc>
+        <w:tc>
+          <w:tcPr>
+            <w:tcW w:w="5103" w:type="dxa"/>
+          </w:tcPr>
+          <w:p>
+            <w:pPr>
+              <w:widowControl w:val="0"/>
+              <w:autoSpaceDE w:val="0"/>
+              <w:autoSpaceDN w:val="0"/>
+              <w:adjustRightInd w:val="0"/>
+              <w:spacing w:before="0" w:line="240" w:lineRule="auto"/>
+              <w:rPr>
+                <w:rFonts w:ascii="Latha" w:hAnsi="Latha" w:cs="Latha"/>
+                <w:sz w:val="28"/>
+                <w:szCs w:val="28"/>
+                <w:lang w:val="it-IT" w:bidi="ta-IN"/>
+              </w:rPr>
+            </w:pPr>
+            <w:r>
+              <w:rPr>
+                <w:rFonts w:ascii="Latha" w:hAnsi="Latha" w:cs="Latha"/>
+                <w:sz w:val="28"/>
+                <w:szCs w:val="28"/>
+                <w:cs/>
+                <w:lang w:bidi="ta-IN"/>
+              </w:rPr>
+              <w:t>ப்</w:t>
+            </w:r>
+            <w:r>
+              <w:rPr>
+                <w:rFonts w:ascii="Latha" w:hAnsi="Latha" w:cs="Latha"/>
+                <w:b/>
+                <w:bCs/>
+                <w:position w:val="-12"/>
+                <w:sz w:val="28"/>
+                <w:szCs w:val="28"/>
+                <w:cs/>
+                <w:lang w:bidi="ta-IN"/>
+              </w:rPr>
+              <w:t>3</w:t>
+            </w:r>
+            <w:r>
+              <w:rPr>
+                <w:rFonts w:ascii="Latha" w:hAnsi="Latha" w:cs="Latha"/>
+                <w:sz w:val="28"/>
+                <w:szCs w:val="28"/>
+                <w:cs/>
+                <w:lang w:bidi="ta-IN"/>
+              </w:rPr>
+              <w:t>ரஹ்ம</w:t>
+            </w:r>
+            <w:r>
+              <w:rPr>
+                <w:rFonts w:ascii="BRH Tamil Tab Extra" w:hAnsi="BRH Tamil Tab Extra" w:cs="Latha"/>
+                <w:b/>
+                <w:sz w:val="36"/>
+                <w:szCs w:val="28"/>
+                <w:lang w:val="it-IT" w:bidi="ta-IN"/>
+              </w:rPr>
+              <w:t>†</w:t>
+            </w:r>
+            <w:r>
+              <w:rPr>
+                <w:rFonts w:ascii="Latha" w:hAnsi="Latha" w:cs="Latha"/>
+                <w:sz w:val="28"/>
+                <w:szCs w:val="28"/>
+                <w:cs/>
+                <w:lang w:bidi="ta-IN"/>
+              </w:rPr>
+              <w:t>ன்</w:t>
+            </w:r>
+            <w:r>
+              <w:rPr>
+                <w:rFonts w:ascii="Latha" w:hAnsi="Latha" w:cs="Latha"/>
+                <w:sz w:val="28"/>
+                <w:szCs w:val="28"/>
+                <w:highlight w:val="yellow"/>
+                <w:cs/>
+                <w:lang w:bidi="ta-IN"/>
+              </w:rPr>
+              <w:t>னை</w:t>
+            </w:r>
+            <w:r>
+              <w:rPr>
+                <w:rFonts w:ascii="BRH Tamil Tab Extra" w:hAnsi="BRH Tamil Tab Extra" w:cs="Latha"/>
+                <w:b/>
+                <w:sz w:val="32"/>
+                <w:szCs w:val="28"/>
+                <w:lang w:val="it-IT" w:bidi="ta-IN"/>
+              </w:rPr>
+              <w:t>…</w:t>
+            </w:r>
+            <w:r>
+              <w:rPr>
+                <w:rFonts w:ascii="Latha" w:hAnsi="Latha" w:cs="Latha"/>
+                <w:sz w:val="28"/>
+                <w:szCs w:val="28"/>
+                <w:cs/>
+                <w:lang w:bidi="ta-IN"/>
+              </w:rPr>
+              <w:t>வ</w:t>
+            </w:r>
+            <w:r>
+              <w:rPr>
+                <w:rFonts w:ascii="Latha" w:hAnsi="Latha" w:cs="Latha"/>
+                <w:sz w:val="28"/>
+                <w:szCs w:val="28"/>
+                <w:lang w:val="it-IT" w:bidi="ta-IN"/>
+              </w:rPr>
+              <w:t xml:space="preserve"> | </w:t>
+            </w:r>
+          </w:p>
+          <w:p>
+            <w:pPr>
+              <w:widowControl w:val="0"/>
+              <w:autoSpaceDE w:val="0"/>
+              <w:autoSpaceDN w:val="0"/>
+              <w:adjustRightInd w:val="0"/>
+              <w:spacing w:before="0" w:line="240" w:lineRule="auto"/>
+              <w:rPr>
+                <w:rFonts w:ascii="BRH Malayalam Extra" w:hAnsi="BRH Malayalam Extra" w:cs="BRH Malayalam Extra"/>
+                <w:color w:val="000000"/>
+                <w:sz w:val="36"/>
+                <w:szCs w:val="40"/>
+                <w:lang w:val="it-IT"/>
+              </w:rPr>
+            </w:pPr>
+            <w:r>
+              <w:rPr>
+                <w:rFonts w:ascii="Latha" w:hAnsi="Latha" w:cs="Latha"/>
+                <w:sz w:val="28"/>
+                <w:szCs w:val="28"/>
+                <w:cs/>
+                <w:lang w:bidi="ta-IN"/>
+              </w:rPr>
+              <w:t>ஏ</w:t>
+            </w:r>
+            <w:r>
+              <w:rPr>
+                <w:rFonts w:ascii="BRH Tamil Tab Extra" w:hAnsi="BRH Tamil Tab Extra" w:cs="Latha"/>
+                <w:b/>
+                <w:sz w:val="32"/>
+                <w:szCs w:val="28"/>
+                <w:lang w:val="it-IT" w:bidi="ta-IN"/>
+              </w:rPr>
+              <w:t>…</w:t>
+            </w:r>
+            <w:r>
+              <w:rPr>
+                <w:rFonts w:ascii="Latha" w:hAnsi="Latha" w:cs="Latha"/>
+                <w:sz w:val="28"/>
+                <w:szCs w:val="28"/>
+                <w:cs/>
+                <w:lang w:bidi="ta-IN"/>
+              </w:rPr>
+              <w:t>வைனா</w:t>
+            </w:r>
+            <w:r>
+              <w:rPr>
+                <w:rFonts w:ascii="BRH Tamil Tab Extra" w:hAnsi="BRH Tamil Tab Extra" w:cs="Latha"/>
+                <w:b/>
+                <w:sz w:val="36"/>
+                <w:szCs w:val="28"/>
+                <w:lang w:val="it-IT" w:bidi="ta-IN"/>
+              </w:rPr>
+              <w:t>‡</w:t>
+            </w:r>
+            <w:r>
+              <w:rPr>
+                <w:rFonts w:ascii="Latha" w:hAnsi="Latha" w:cs="Latha"/>
+                <w:sz w:val="28"/>
+                <w:szCs w:val="28"/>
+                <w:cs/>
+                <w:lang w:bidi="ta-IN"/>
+              </w:rPr>
+              <w:t>ம்</w:t>
+            </w:r>
+            <w:r>
+              <w:rPr>
+                <w:rFonts w:ascii="Latha" w:hAnsi="Latha" w:cs="Latha"/>
+                <w:sz w:val="28"/>
+                <w:szCs w:val="28"/>
+                <w:lang w:val="it-IT" w:bidi="ta-IN"/>
+              </w:rPr>
+              <w:t xml:space="preserve"> |</w:t>
+            </w:r>
+          </w:p>
+        </w:tc>
+        <w:tc>
+          <w:tcPr>
+            <w:tcW w:w="5386" w:type="dxa"/>
+          </w:tcPr>
+          <w:p>
+            <w:pPr>
+              <w:widowControl w:val="0"/>
+              <w:autoSpaceDE w:val="0"/>
+              <w:autoSpaceDN w:val="0"/>
+              <w:adjustRightInd w:val="0"/>
+              <w:spacing w:before="0" w:line="240" w:lineRule="auto"/>
+              <w:rPr>
+                <w:rFonts w:ascii="Latha" w:hAnsi="Latha" w:cs="Latha"/>
+                <w:sz w:val="28"/>
+                <w:szCs w:val="28"/>
+                <w:lang w:val="it-IT" w:bidi="ta-IN"/>
+              </w:rPr>
+            </w:pPr>
+            <w:r>
+              <w:rPr>
+                <w:rFonts w:ascii="Latha" w:hAnsi="Latha" w:cs="Latha"/>
+                <w:sz w:val="28"/>
+                <w:szCs w:val="28"/>
+                <w:cs/>
+                <w:lang w:bidi="ta-IN"/>
+              </w:rPr>
+              <w:t>ப்</w:t>
+            </w:r>
+            <w:r>
+              <w:rPr>
+                <w:rFonts w:ascii="Latha" w:hAnsi="Latha" w:cs="Latha"/>
+                <w:b/>
+                <w:bCs/>
+                <w:position w:val="-12"/>
+                <w:sz w:val="28"/>
+                <w:szCs w:val="28"/>
+                <w:cs/>
+                <w:lang w:bidi="ta-IN"/>
+              </w:rPr>
+              <w:t>3</w:t>
+            </w:r>
+            <w:r>
+              <w:rPr>
+                <w:rFonts w:ascii="Latha" w:hAnsi="Latha" w:cs="Latha"/>
+                <w:sz w:val="28"/>
+                <w:szCs w:val="28"/>
+                <w:cs/>
+                <w:lang w:bidi="ta-IN"/>
+              </w:rPr>
+              <w:t>ரஹ்ம</w:t>
+            </w:r>
+            <w:r>
+              <w:rPr>
+                <w:rFonts w:ascii="BRH Tamil Tab Extra" w:hAnsi="BRH Tamil Tab Extra" w:cs="Latha"/>
+                <w:b/>
+                <w:sz w:val="36"/>
+                <w:szCs w:val="28"/>
+                <w:lang w:val="it-IT" w:bidi="ta-IN"/>
+              </w:rPr>
+              <w:t>†</w:t>
+            </w:r>
+            <w:r>
+              <w:rPr>
+                <w:rFonts w:ascii="Latha" w:hAnsi="Latha" w:cs="Latha"/>
+                <w:sz w:val="28"/>
+                <w:szCs w:val="28"/>
+                <w:cs/>
+                <w:lang w:bidi="ta-IN"/>
+              </w:rPr>
+              <w:t>ன்</w:t>
+            </w:r>
+            <w:r>
+              <w:rPr>
+                <w:rFonts w:ascii="Latha" w:hAnsi="Latha" w:cs="Latha"/>
+                <w:sz w:val="28"/>
+                <w:szCs w:val="28"/>
+                <w:highlight w:val="green"/>
+                <w:cs/>
+                <w:lang w:bidi="ta-IN"/>
+              </w:rPr>
+              <w:t>னே</w:t>
+            </w:r>
+            <w:r>
+              <w:rPr>
+                <w:rFonts w:ascii="BRH Tamil Tab Extra" w:hAnsi="BRH Tamil Tab Extra" w:cs="Latha"/>
+                <w:b/>
+                <w:sz w:val="32"/>
+                <w:szCs w:val="28"/>
+                <w:lang w:val="it-IT" w:bidi="ta-IN"/>
+              </w:rPr>
+              <w:t>…</w:t>
+            </w:r>
+            <w:r>
+              <w:rPr>
+                <w:rFonts w:ascii="Latha" w:hAnsi="Latha" w:cs="Latha"/>
+                <w:sz w:val="28"/>
+                <w:szCs w:val="28"/>
+                <w:cs/>
+                <w:lang w:bidi="ta-IN"/>
+              </w:rPr>
+              <w:t>வ</w:t>
+            </w:r>
+            <w:r>
+              <w:rPr>
+                <w:rFonts w:ascii="Latha" w:hAnsi="Latha" w:cs="Latha"/>
+                <w:sz w:val="28"/>
+                <w:szCs w:val="28"/>
+                <w:lang w:val="it-IT" w:bidi="ta-IN"/>
+              </w:rPr>
+              <w:t xml:space="preserve"> | </w:t>
+            </w:r>
+          </w:p>
+          <w:p>
+            <w:pPr>
+              <w:widowControl w:val="0"/>
+              <w:autoSpaceDE w:val="0"/>
+              <w:autoSpaceDN w:val="0"/>
+              <w:adjustRightInd w:val="0"/>
+              <w:spacing w:before="0" w:line="240" w:lineRule="auto"/>
+              <w:rPr>
+                <w:rFonts w:ascii="Cambria" w:hAnsi="Cambria" w:cs="BRH Malayalam Extra"/>
+                <w:color w:val="000000"/>
+                <w:sz w:val="36"/>
+                <w:szCs w:val="40"/>
+                <w:lang w:val="it-IT"/>
+              </w:rPr>
+            </w:pPr>
+            <w:r>
+              <w:rPr>
+                <w:rFonts w:ascii="Latha" w:hAnsi="Latha" w:cs="Latha"/>
+                <w:sz w:val="28"/>
+                <w:szCs w:val="28"/>
+                <w:cs/>
+                <w:lang w:bidi="ta-IN"/>
+              </w:rPr>
+              <w:t>ஏ</w:t>
+            </w:r>
+            <w:r>
+              <w:rPr>
+                <w:rFonts w:ascii="BRH Tamil Tab Extra" w:hAnsi="BRH Tamil Tab Extra" w:cs="Latha"/>
+                <w:b/>
+                <w:sz w:val="32"/>
+                <w:szCs w:val="28"/>
+                <w:lang w:val="it-IT" w:bidi="ta-IN"/>
+              </w:rPr>
+              <w:t>…</w:t>
+            </w:r>
+            <w:r>
+              <w:rPr>
+                <w:rFonts w:ascii="Latha" w:hAnsi="Latha" w:cs="Latha"/>
+                <w:sz w:val="28"/>
+                <w:szCs w:val="28"/>
+                <w:cs/>
+                <w:lang w:bidi="ta-IN"/>
+              </w:rPr>
+              <w:t>வைனா</w:t>
+            </w:r>
+            <w:r>
+              <w:rPr>
+                <w:rFonts w:ascii="BRH Tamil Tab Extra" w:hAnsi="BRH Tamil Tab Extra" w:cs="Latha"/>
+                <w:b/>
+                <w:sz w:val="36"/>
+                <w:szCs w:val="28"/>
+                <w:lang w:val="it-IT" w:bidi="ta-IN"/>
+              </w:rPr>
+              <w:t>‡</w:t>
+            </w:r>
+            <w:r>
+              <w:rPr>
+                <w:rFonts w:ascii="Latha" w:hAnsi="Latha" w:cs="Latha"/>
+                <w:sz w:val="28"/>
+                <w:szCs w:val="28"/>
+                <w:cs/>
+                <w:lang w:bidi="ta-IN"/>
+              </w:rPr>
+              <w:t>ம்</w:t>
+            </w:r>
+            <w:r>
+              <w:rPr>
+                <w:rFonts w:ascii="Latha" w:hAnsi="Latha" w:cs="Latha"/>
+                <w:sz w:val="28"/>
+                <w:szCs w:val="28"/>
+                <w:lang w:val="it-IT" w:bidi="ta-IN"/>
+              </w:rPr>
+              <w:t xml:space="preserve"> |</w:t>
+            </w:r>
+          </w:p>
+        </w:tc>
+      </w:tr>
+    </w:tbl>
+    <w:p>
+      <w:pPr>
+        <w:jc w:val="center"/>
+        <w:rPr>
+          <w:b/>
+          <w:bCs/>
+          <w:sz w:val="32"/>
+          <w:szCs w:val="32"/>
+          <w:u w:val="single"/>
+          <w:lang w:val="it-IT"/>
+        </w:rPr>
+      </w:pPr>
+    </w:p>
+    <w:p>
+      <w:pPr>
+        <w:jc w:val="center"/>
+        <w:rPr>
+          <w:b/>
+          <w:bCs/>
+          <w:sz w:val="32"/>
+          <w:szCs w:val="32"/>
+          <w:u w:val="single"/>
+          <w:lang w:val="it-IT"/>
+        </w:rPr>
+      </w:pPr>
+    </w:p>
     <w:p>
       <w:pPr>
         <w:jc w:val="center"/>
@@ -1436,7 +2189,17 @@
                 <w:szCs w:val="28"/>
                 <w:lang w:bidi="ta-IN"/>
               </w:rPr>
-              <w:t xml:space="preserve"> |</w:t>
+              <w:t xml:space="preserve"> </w:t>
+            </w:r>
+            <w:r>
+              <w:rPr>
+                <w:rFonts w:ascii="Latha" w:hAnsi="Latha" w:cs="Latha"/>
+                <w:sz w:val="28"/>
+                <w:szCs w:val="28"/>
+                <w:lang w:bidi="ta-IN"/>
+              </w:rPr>
+              <w:lastRenderedPageBreak/>
+              <w:t>|</w:t>
             </w:r>
           </w:p>
         </w:tc>
@@ -1467,6 +2230,7 @@
                 <w:cs/>
                 <w:lang w:bidi="ta-IN"/>
               </w:rPr>
+              <w:lastRenderedPageBreak/>
               <w:t>ப</w:t>
             </w:r>
             <w:r>
@@ -1749,6 +2513,7 @@
                 <w:cs/>
                 <w:lang w:bidi="ta-IN"/>
               </w:rPr>
+              <w:lastRenderedPageBreak/>
               <w:t>வி</w:t>
             </w:r>
             <w:r>
@@ -1831,6 +2596,7 @@
                 <w:sz w:val="28"/>
                 <w:szCs w:val="28"/>
               </w:rPr>
+              <w:lastRenderedPageBreak/>
               <w:t>T.S.5.1.2.</w:t>
             </w:r>
             <w:r>
@@ -5417,6 +6183,7 @@
                 <w:sz w:val="28"/>
                 <w:szCs w:val="28"/>
               </w:rPr>
+              <w:lastRenderedPageBreak/>
               <w:t>T.S.5.1.</w:t>
             </w:r>
             <w:r>
@@ -6986,7 +7753,6 @@
                 <w:sz w:val="28"/>
                 <w:szCs w:val="32"/>
               </w:rPr>
-              <w:lastRenderedPageBreak/>
               <w:t>T.S.</w:t>
             </w:r>
             <w:r>
@@ -8590,6 +9356,7 @@
                 <w:sz w:val="32"/>
                 <w:szCs w:val="32"/>
               </w:rPr>
+              <w:lastRenderedPageBreak/>
               <w:t>Reference</w:t>
             </w:r>
           </w:p>
@@ -8616,6 +9383,7 @@
                 <w:sz w:val="32"/>
                 <w:szCs w:val="32"/>
               </w:rPr>
+              <w:lastRenderedPageBreak/>
               <w:t>As Printed</w:t>
             </w:r>
           </w:p>
@@ -10653,7 +11421,6 @@
                 <w:sz w:val="28"/>
                 <w:szCs w:val="32"/>
               </w:rPr>
-              <w:lastRenderedPageBreak/>
               <w:t>T.S.5.1.5.5 – Kramam</w:t>
             </w:r>
           </w:p>
@@ -12724,6 +13491,7 @@
                 <w:sz w:val="28"/>
                 <w:szCs w:val="32"/>
               </w:rPr>
+              <w:lastRenderedPageBreak/>
               <w:t>T.S.5.1.8.6 – Kramam</w:t>
             </w:r>
           </w:p>
@@ -14212,7 +14980,6 @@
                 <w:sz w:val="28"/>
                 <w:szCs w:val="32"/>
               </w:rPr>
-              <w:lastRenderedPageBreak/>
               <w:t>T.S.5.1.10.3 – Kramam</w:t>
             </w:r>
           </w:p>
@@ -14730,16 +15497,7 @@
           <w:bCs/>
           <w:sz w:val="32"/>
         </w:rPr>
-        <w:t xml:space="preserve">replaced </w:t>
-      </w:r>
-      <w:proofErr w:type="gramStart"/>
-      <w:r>
-        <w:rPr>
-          <w:b/>
-          <w:bCs/>
-          <w:sz w:val="32"/>
-        </w:rPr>
-        <w:t>with</w:t>
+        <w:t>replaced with</w:t>
       </w:r>
       <w:r>
         <w:rPr>
@@ -14761,7 +15519,6 @@
         </w:rPr>
         <w:t>"</w:t>
       </w:r>
-      <w:proofErr w:type="gramEnd"/>
       <w:r>
         <w:rPr>
           <w:rFonts w:ascii="Latha" w:hAnsi="Latha" w:cs="Latha"/>
@@ -15106,6 +15863,7 @@
                 <w:sz w:val="32"/>
                 <w:szCs w:val="36"/>
               </w:rPr>
+              <w:lastRenderedPageBreak/>
               <w:t>None</w:t>
             </w:r>
           </w:p>

--- a/TS-Kramam/TS-5.1/TS 5.1 Tamil Krama Paatam Corrections.docx
+++ b/TS-Kramam/TS-5.1/TS 5.1 Tamil Krama Paatam Corrections.docx
@@ -81,7 +81,18 @@
           <w:szCs w:val="32"/>
           <w:u w:val="single"/>
         </w:rPr>
-        <w:t xml:space="preserve">Observed till </w:t>
+        <w:t xml:space="preserve">Observed </w:t>
+      </w:r>
+      <w:proofErr w:type="gramStart"/>
+      <w:r>
+        <w:rPr>
+          <w:b/>
+          <w:bCs/>
+          <w:sz w:val="32"/>
+          <w:szCs w:val="32"/>
+          <w:u w:val="single"/>
+        </w:rPr>
+        <w:t xml:space="preserve">till </w:t>
       </w:r>
       <w:r>
         <w:rPr>
@@ -94,6 +105,7 @@
         </w:rPr>
         <w:t>?????</w:t>
       </w:r>
+      <w:proofErr w:type="gramEnd"/>
     </w:p>
     <w:p>
       <w:pPr>
@@ -213,6 +225,438 @@
                 <w:szCs w:val="32"/>
               </w:rPr>
               <w:t>To be read as or corrected as</w:t>
+            </w:r>
+          </w:p>
+        </w:tc>
+      </w:tr>
+      <w:tr>
+        <w:trPr>
+          <w:trHeight w:val="1104"/>
+        </w:trPr>
+        <w:tc>
+          <w:tcPr>
+            <w:tcW w:w="3906" w:type="dxa"/>
+          </w:tcPr>
+          <w:p>
+            <w:pPr>
+              <w:spacing w:before="0" w:line="240" w:lineRule="auto"/>
+              <w:rPr>
+                <w:rFonts w:cs="Latha"/>
+                <w:b/>
+                <w:color w:val="EE0000"/>
+                <w:sz w:val="28"/>
+                <w:szCs w:val="28"/>
+                <w:lang w:val="it-IT" w:bidi="ta-IN"/>
+              </w:rPr>
+            </w:pPr>
+            <w:r>
+              <w:rPr>
+                <w:rFonts w:cs="Latha"/>
+                <w:b/>
+                <w:color w:val="EE0000"/>
+                <w:sz w:val="28"/>
+                <w:szCs w:val="28"/>
+                <w:lang w:val="it-IT" w:bidi="ta-IN"/>
+              </w:rPr>
+              <w:t xml:space="preserve">TS 5.1.2.5 - </w:t>
+            </w:r>
+            <w:r>
+              <w:rPr>
+                <w:rFonts w:cs="Arial"/>
+                <w:b/>
+                <w:color w:val="EE0000"/>
+                <w:sz w:val="28"/>
+                <w:szCs w:val="28"/>
+                <w:lang w:val="it-IT"/>
+              </w:rPr>
+              <w:t>Kramam</w:t>
+            </w:r>
+          </w:p>
+          <w:p>
+            <w:pPr>
+              <w:spacing w:before="0" w:line="240" w:lineRule="auto"/>
+              <w:rPr>
+                <w:rFonts w:cs="Latha"/>
+                <w:b/>
+                <w:color w:val="EE0000"/>
+                <w:sz w:val="28"/>
+                <w:szCs w:val="28"/>
+                <w:lang w:val="it-IT" w:bidi="ta-IN"/>
+              </w:rPr>
+            </w:pPr>
+            <w:r>
+              <w:rPr>
+                <w:rFonts w:cs="Arial"/>
+                <w:b/>
+                <w:color w:val="EE0000"/>
+                <w:sz w:val="28"/>
+                <w:szCs w:val="28"/>
+                <w:lang w:val="it-IT"/>
+              </w:rPr>
+              <w:t>Krama Vaakyam</w:t>
+            </w:r>
+            <w:r>
+              <w:rPr>
+                <w:rFonts w:cs="Latha"/>
+                <w:b/>
+                <w:color w:val="EE0000"/>
+                <w:sz w:val="28"/>
+                <w:szCs w:val="28"/>
+                <w:lang w:val="it-IT" w:bidi="ta-IN"/>
+              </w:rPr>
+              <w:t xml:space="preserve"> No: - 15</w:t>
+            </w:r>
+          </w:p>
+          <w:p>
+            <w:pPr>
+              <w:widowControl w:val="0"/>
+              <w:tabs>
+                <w:tab w:val="left" w:pos="993"/>
+              </w:tabs>
+              <w:autoSpaceDE w:val="0"/>
+              <w:autoSpaceDN w:val="0"/>
+              <w:adjustRightInd w:val="0"/>
+              <w:spacing w:before="0" w:line="240" w:lineRule="auto"/>
+              <w:ind w:right="297"/>
+              <w:rPr>
+                <w:rFonts w:cs="Arial"/>
+                <w:b/>
+                <w:color w:val="EE0000"/>
+                <w:sz w:val="28"/>
+                <w:szCs w:val="28"/>
+                <w:lang w:val="it-IT"/>
+              </w:rPr>
+            </w:pPr>
+            <w:r>
+              <w:rPr>
+                <w:rFonts w:cs="Latha"/>
+                <w:b/>
+                <w:color w:val="EE0000"/>
+                <w:sz w:val="28"/>
+                <w:szCs w:val="28"/>
+                <w:lang w:val="it-IT" w:bidi="ta-IN"/>
+              </w:rPr>
+              <w:t>Panchaati No. - 9</w:t>
+            </w:r>
+          </w:p>
+        </w:tc>
+        <w:tc>
+          <w:tcPr>
+            <w:tcW w:w="5103" w:type="dxa"/>
+          </w:tcPr>
+          <w:p>
+            <w:pPr>
+              <w:widowControl w:val="0"/>
+              <w:autoSpaceDE w:val="0"/>
+              <w:autoSpaceDN w:val="0"/>
+              <w:adjustRightInd w:val="0"/>
+              <w:spacing w:before="0" w:line="240" w:lineRule="auto"/>
+              <w:rPr>
+                <w:rFonts w:ascii="BRH Malayalam Extra" w:eastAsia="Times New Roman" w:hAnsi="BRH Malayalam Extra" w:cs="BRH Malayalam Extra"/>
+                <w:color w:val="EE0000"/>
+                <w:sz w:val="40"/>
+                <w:szCs w:val="40"/>
+                <w:lang w:eastAsia="en-IN" w:bidi="ml-IN"/>
+              </w:rPr>
+            </w:pPr>
+            <w:r>
+              <w:rPr>
+                <w:rFonts w:ascii="Latha" w:hAnsi="Latha" w:cs="Latha"/>
+                <w:color w:val="EE0000"/>
+                <w:sz w:val="28"/>
+                <w:szCs w:val="28"/>
+                <w:cs/>
+                <w:lang w:bidi="ta-IN"/>
+              </w:rPr>
+              <w:t>இத்யா</w:t>
+            </w:r>
+            <w:r>
+              <w:rPr>
+                <w:rFonts w:ascii="BRH Tamil Tab Extra" w:hAnsi="BRH Tamil Tab Extra" w:cs="Latha"/>
+                <w:b/>
+                <w:color w:val="EE0000"/>
+                <w:sz w:val="36"/>
+                <w:szCs w:val="28"/>
+                <w:lang w:bidi="ta-IN"/>
+              </w:rPr>
+              <w:t>†</w:t>
+            </w:r>
+            <w:r>
+              <w:rPr>
+                <w:rFonts w:ascii="Latha" w:hAnsi="Latha" w:cs="Latha"/>
+                <w:color w:val="EE0000"/>
+                <w:sz w:val="28"/>
+                <w:szCs w:val="28"/>
+                <w:cs/>
+                <w:lang w:bidi="ta-IN"/>
+              </w:rPr>
+              <w:t>ஹு</w:t>
+            </w:r>
+            <w:r>
+              <w:rPr>
+                <w:rFonts w:ascii="Latha" w:hAnsi="Latha" w:cs="Latha"/>
+                <w:b/>
+                <w:bCs/>
+                <w:color w:val="EE0000"/>
+                <w:sz w:val="32"/>
+                <w:szCs w:val="32"/>
+                <w:cs/>
+                <w:lang w:bidi="ta-IN"/>
+              </w:rPr>
+              <w:t>:</w:t>
+            </w:r>
+            <w:r>
+              <w:rPr>
+                <w:rFonts w:ascii="Latha" w:hAnsi="Latha" w:cs="Latha"/>
+                <w:color w:val="EE0000"/>
+                <w:sz w:val="28"/>
+                <w:szCs w:val="28"/>
+                <w:lang w:bidi="ta-IN"/>
+              </w:rPr>
+              <w:t xml:space="preserve"> | </w:t>
+            </w:r>
+            <w:r>
+              <w:rPr>
+                <w:rFonts w:ascii="Latha" w:hAnsi="Latha" w:cs="Latha"/>
+                <w:color w:val="EE0000"/>
+                <w:sz w:val="28"/>
+                <w:szCs w:val="28"/>
+                <w:cs/>
+                <w:lang w:bidi="ta-IN"/>
+              </w:rPr>
+              <w:t>ஆ</w:t>
+            </w:r>
+            <w:r>
+              <w:rPr>
+                <w:rFonts w:ascii="BRH Tamil Tab Extra" w:hAnsi="BRH Tamil Tab Extra" w:cs="Latha"/>
+                <w:b/>
+                <w:color w:val="EE0000"/>
+                <w:sz w:val="32"/>
+                <w:szCs w:val="28"/>
+                <w:lang w:bidi="ta-IN"/>
+              </w:rPr>
+              <w:t>…</w:t>
+            </w:r>
+            <w:r>
+              <w:rPr>
+                <w:rFonts w:ascii="Latha" w:hAnsi="Latha" w:cs="Latha"/>
+                <w:color w:val="EE0000"/>
+                <w:sz w:val="28"/>
+                <w:szCs w:val="28"/>
+                <w:highlight w:val="yellow"/>
+                <w:cs/>
+                <w:lang w:bidi="ta-IN"/>
+              </w:rPr>
+              <w:t>ஹு</w:t>
+            </w:r>
+            <w:r>
+              <w:rPr>
+                <w:rFonts w:ascii="Latha" w:hAnsi="Latha" w:cs="Latha"/>
+                <w:color w:val="EE0000"/>
+                <w:sz w:val="28"/>
+                <w:szCs w:val="28"/>
+                <w:cs/>
+                <w:lang w:bidi="ta-IN"/>
+              </w:rPr>
+              <w:t>ரி</w:t>
+            </w:r>
+            <w:r>
+              <w:rPr>
+                <w:rFonts w:ascii="BRH Tamil Tab Extra" w:hAnsi="BRH Tamil Tab Extra" w:cs="Latha"/>
+                <w:b/>
+                <w:color w:val="EE0000"/>
+                <w:sz w:val="32"/>
+                <w:szCs w:val="28"/>
+                <w:lang w:bidi="ta-IN"/>
+              </w:rPr>
+              <w:t>…</w:t>
+            </w:r>
+            <w:r>
+              <w:rPr>
+                <w:rFonts w:ascii="Latha" w:hAnsi="Latha" w:cs="Latha"/>
+                <w:color w:val="EE0000"/>
+                <w:sz w:val="28"/>
+                <w:szCs w:val="28"/>
+                <w:cs/>
+                <w:lang w:bidi="ta-IN"/>
+              </w:rPr>
+              <w:t>யம்</w:t>
+            </w:r>
+            <w:r>
+              <w:rPr>
+                <w:rFonts w:ascii="Latha" w:hAnsi="Latha" w:cs="Latha"/>
+                <w:color w:val="EE0000"/>
+                <w:sz w:val="28"/>
+                <w:szCs w:val="28"/>
+                <w:lang w:bidi="ta-IN"/>
+              </w:rPr>
+              <w:t xml:space="preserve"> |</w:t>
+            </w:r>
+          </w:p>
+        </w:tc>
+        <w:tc>
+          <w:tcPr>
+            <w:tcW w:w="5386" w:type="dxa"/>
+          </w:tcPr>
+          <w:p>
+            <w:pPr>
+              <w:widowControl w:val="0"/>
+              <w:autoSpaceDE w:val="0"/>
+              <w:autoSpaceDN w:val="0"/>
+              <w:adjustRightInd w:val="0"/>
+              <w:spacing w:before="0" w:line="240" w:lineRule="auto"/>
+              <w:rPr>
+                <w:rFonts w:ascii="BRH Malayalam Extra" w:eastAsia="Times New Roman" w:hAnsi="BRH Malayalam Extra" w:cs="BRH Malayalam Extra"/>
+                <w:color w:val="EE0000"/>
+                <w:sz w:val="40"/>
+                <w:szCs w:val="40"/>
+                <w:lang w:eastAsia="en-IN" w:bidi="ml-IN"/>
+              </w:rPr>
+            </w:pPr>
+            <w:r>
+              <w:rPr>
+                <w:rFonts w:ascii="Latha" w:hAnsi="Latha" w:cs="Latha"/>
+                <w:color w:val="EE0000"/>
+                <w:sz w:val="28"/>
+                <w:szCs w:val="28"/>
+                <w:cs/>
+                <w:lang w:bidi="ta-IN"/>
+              </w:rPr>
+              <w:t>இத்யா</w:t>
+            </w:r>
+            <w:r>
+              <w:rPr>
+                <w:rFonts w:ascii="BRH Tamil Tab Extra" w:hAnsi="BRH Tamil Tab Extra" w:cs="Latha"/>
+                <w:b/>
+                <w:color w:val="EE0000"/>
+                <w:sz w:val="36"/>
+                <w:szCs w:val="28"/>
+                <w:lang w:bidi="ta-IN"/>
+              </w:rPr>
+              <w:t>†</w:t>
+            </w:r>
+            <w:r>
+              <w:rPr>
+                <w:rFonts w:ascii="Latha" w:hAnsi="Latha" w:cs="Latha"/>
+                <w:color w:val="EE0000"/>
+                <w:sz w:val="28"/>
+                <w:szCs w:val="28"/>
+                <w:cs/>
+                <w:lang w:bidi="ta-IN"/>
+              </w:rPr>
+              <w:t>ஹு</w:t>
+            </w:r>
+            <w:r>
+              <w:rPr>
+                <w:rFonts w:ascii="Latha" w:hAnsi="Latha" w:cs="Latha"/>
+                <w:b/>
+                <w:bCs/>
+                <w:color w:val="EE0000"/>
+                <w:sz w:val="32"/>
+                <w:szCs w:val="32"/>
+                <w:cs/>
+                <w:lang w:bidi="ta-IN"/>
+              </w:rPr>
+              <w:t>:</w:t>
+            </w:r>
+            <w:r>
+              <w:rPr>
+                <w:rFonts w:ascii="Latha" w:hAnsi="Latha" w:cs="Latha"/>
+                <w:color w:val="EE0000"/>
+                <w:sz w:val="28"/>
+                <w:szCs w:val="28"/>
+                <w:lang w:bidi="ta-IN"/>
+              </w:rPr>
+              <w:t xml:space="preserve"> | </w:t>
+            </w:r>
+            <w:r>
+              <w:rPr>
+                <w:rFonts w:ascii="Latha" w:hAnsi="Latha" w:cs="Latha"/>
+                <w:color w:val="EE0000"/>
+                <w:sz w:val="28"/>
+                <w:szCs w:val="28"/>
+                <w:cs/>
+                <w:lang w:bidi="ta-IN"/>
+              </w:rPr>
+              <w:t>ஆ</w:t>
+            </w:r>
+            <w:r>
+              <w:rPr>
+                <w:rFonts w:ascii="BRH Tamil Tab Extra" w:hAnsi="BRH Tamil Tab Extra" w:cs="Latha"/>
+                <w:b/>
+                <w:color w:val="EE0000"/>
+                <w:sz w:val="32"/>
+                <w:szCs w:val="28"/>
+                <w:lang w:bidi="ta-IN"/>
+              </w:rPr>
+              <w:t>…</w:t>
+            </w:r>
+            <w:r>
+              <w:rPr>
+                <w:rFonts w:ascii="Latha" w:hAnsi="Latha" w:cs="Latha"/>
+                <w:color w:val="EE0000"/>
+                <w:sz w:val="28"/>
+                <w:szCs w:val="28"/>
+                <w:highlight w:val="green"/>
+                <w:cs/>
+                <w:lang w:bidi="ta-IN"/>
+              </w:rPr>
+              <w:t>ஹு</w:t>
+            </w:r>
+            <w:r>
+              <w:rPr>
+                <w:rFonts w:ascii="BRH Tamil Tab Extra" w:hAnsi="BRH Tamil Tab Extra" w:cs="Latha"/>
+                <w:b/>
+                <w:color w:val="EE0000"/>
+                <w:sz w:val="32"/>
+                <w:szCs w:val="28"/>
+                <w:highlight w:val="green"/>
+                <w:lang w:bidi="ta-IN"/>
+              </w:rPr>
+              <w:t>…</w:t>
+            </w:r>
+            <w:r>
+              <w:rPr>
+                <w:rFonts w:ascii="Latha" w:hAnsi="Latha" w:cs="Latha"/>
+                <w:color w:val="EE0000"/>
+                <w:sz w:val="28"/>
+                <w:szCs w:val="28"/>
+                <w:cs/>
+                <w:lang w:bidi="ta-IN"/>
+              </w:rPr>
+              <w:t>ரி</w:t>
+            </w:r>
+            <w:r>
+              <w:rPr>
+                <w:rFonts w:ascii="BRH Tamil Tab Extra" w:hAnsi="BRH Tamil Tab Extra" w:cs="Latha"/>
+                <w:b/>
+                <w:color w:val="EE0000"/>
+                <w:sz w:val="32"/>
+                <w:szCs w:val="28"/>
+                <w:lang w:bidi="ta-IN"/>
+              </w:rPr>
+              <w:t>…</w:t>
+            </w:r>
+            <w:r>
+              <w:rPr>
+                <w:rFonts w:ascii="Latha" w:hAnsi="Latha" w:cs="Latha"/>
+                <w:color w:val="EE0000"/>
+                <w:sz w:val="28"/>
+                <w:szCs w:val="28"/>
+                <w:cs/>
+                <w:lang w:bidi="ta-IN"/>
+              </w:rPr>
+              <w:t>யம்</w:t>
+            </w:r>
+            <w:r>
+              <w:rPr>
+                <w:rFonts w:ascii="Latha" w:hAnsi="Latha" w:cs="Latha"/>
+                <w:color w:val="EE0000"/>
+                <w:sz w:val="28"/>
+                <w:szCs w:val="28"/>
+                <w:lang w:bidi="ta-IN"/>
+              </w:rPr>
+              <w:t xml:space="preserve"> |</w:t>
             </w:r>
           </w:p>
         </w:tc>
@@ -1786,6 +2230,7 @@
                 <w:sz w:val="28"/>
                 <w:szCs w:val="28"/>
               </w:rPr>
+              <w:lastRenderedPageBreak/>
               <w:t>40,41,42</w:t>
             </w:r>
           </w:p>
@@ -1857,6 +2302,7 @@
                 <w:cs/>
                 <w:lang w:bidi="ta-IN"/>
               </w:rPr>
+              <w:lastRenderedPageBreak/>
               <w:t>ப</w:t>
             </w:r>
             <w:r>
@@ -1960,6 +2406,7 @@
                 <w:cs/>
                 <w:lang w:bidi="ta-IN"/>
               </w:rPr>
+              <w:lastRenderedPageBreak/>
               <w:t>அனு</w:t>
             </w:r>
             <w:r>
@@ -2189,17 +2636,7 @@
                 <w:szCs w:val="28"/>
                 <w:lang w:bidi="ta-IN"/>
               </w:rPr>
-              <w:t xml:space="preserve"> </w:t>
-            </w:r>
-            <w:r>
-              <w:rPr>
-                <w:rFonts w:ascii="Latha" w:hAnsi="Latha" w:cs="Latha"/>
-                <w:sz w:val="28"/>
-                <w:szCs w:val="28"/>
-                <w:lang w:bidi="ta-IN"/>
-              </w:rPr>
-              <w:lastRenderedPageBreak/>
-              <w:t>|</w:t>
+              <w:t xml:space="preserve"> |</w:t>
             </w:r>
           </w:p>
         </w:tc>
@@ -2334,6 +2771,7 @@
                 <w:cs/>
                 <w:lang w:bidi="ta-IN"/>
               </w:rPr>
+              <w:lastRenderedPageBreak/>
               <w:t>அனு</w:t>
             </w:r>
             <w:r>
@@ -2513,7 +2951,6 @@
                 <w:cs/>
                 <w:lang w:bidi="ta-IN"/>
               </w:rPr>
-              <w:lastRenderedPageBreak/>
               <w:t>வி</w:t>
             </w:r>
             <w:r>
@@ -5571,6 +6008,7 @@
                 <w:sz w:val="28"/>
                 <w:szCs w:val="28"/>
               </w:rPr>
+              <w:lastRenderedPageBreak/>
               <w:t>T.S.5.1.</w:t>
             </w:r>
             <w:r>
@@ -6183,7 +6621,6 @@
                 <w:sz w:val="28"/>
                 <w:szCs w:val="28"/>
               </w:rPr>
-              <w:lastRenderedPageBreak/>
               <w:t>T.S.5.1.</w:t>
             </w:r>
             <w:r>
@@ -9193,6 +9630,7 @@
           <w:szCs w:val="32"/>
           <w:u w:val="single"/>
         </w:rPr>
+        <w:lastRenderedPageBreak/>
         <w:t xml:space="preserve">TS </w:t>
       </w:r>
       <w:r>
@@ -9356,7 +9794,6 @@
                 <w:sz w:val="32"/>
                 <w:szCs w:val="32"/>
               </w:rPr>
-              <w:lastRenderedPageBreak/>
               <w:t>Reference</w:t>
             </w:r>
           </w:p>
@@ -9383,7 +9820,6 @@
                 <w:sz w:val="32"/>
                 <w:szCs w:val="32"/>
               </w:rPr>
-              <w:lastRenderedPageBreak/>
               <w:t>As Printed</w:t>
             </w:r>
           </w:p>
@@ -12566,6 +13002,7 @@
                 <w:sz w:val="28"/>
                 <w:szCs w:val="32"/>
               </w:rPr>
+              <w:lastRenderedPageBreak/>
               <w:t>T.S.5.1.8.4 – Kramam</w:t>
             </w:r>
           </w:p>
@@ -13491,7 +13928,6 @@
                 <w:sz w:val="28"/>
                 <w:szCs w:val="32"/>
               </w:rPr>
-              <w:lastRenderedPageBreak/>
               <w:t>T.S.5.1.8.6 – Kramam</w:t>
             </w:r>
           </w:p>
@@ -15497,7 +15933,16 @@
           <w:bCs/>
           <w:sz w:val="32"/>
         </w:rPr>
-        <w:t>replaced with</w:t>
+        <w:t xml:space="preserve">replaced </w:t>
+      </w:r>
+      <w:proofErr w:type="gramStart"/>
+      <w:r>
+        <w:rPr>
+          <w:b/>
+          <w:bCs/>
+          <w:sz w:val="32"/>
+        </w:rPr>
+        <w:t>with</w:t>
       </w:r>
       <w:r>
         <w:rPr>
@@ -15519,6 +15964,7 @@
         </w:rPr>
         <w:t>"</w:t>
       </w:r>
+      <w:proofErr w:type="gramEnd"/>
       <w:r>
         <w:rPr>
           <w:rFonts w:ascii="Latha" w:hAnsi="Latha" w:cs="Latha"/>
@@ -15616,6 +16062,7 @@
           <w:szCs w:val="32"/>
           <w:u w:val="single"/>
         </w:rPr>
+        <w:lastRenderedPageBreak/>
         <w:t xml:space="preserve">TS </w:t>
       </w:r>
       <w:r>
@@ -15863,7 +16310,6 @@
                 <w:sz w:val="32"/>
                 <w:szCs w:val="36"/>
               </w:rPr>
-              <w:lastRenderedPageBreak/>
               <w:t>None</w:t>
             </w:r>
           </w:p>

--- a/TS-Kramam/TS-5.1/TS 5.1 Tamil Krama Paatam Corrections.docx
+++ b/TS-Kramam/TS-5.1/TS 5.1 Tamil Krama Paatam Corrections.docx
@@ -246,7 +246,7 @@
                 <w:color w:val="EE0000"/>
                 <w:sz w:val="28"/>
                 <w:szCs w:val="28"/>
-                <w:lang w:val="it-IT" w:bidi="ta-IN"/>
+                <w:lang w:val="en-IN" w:bidi="ta-IN"/>
               </w:rPr>
             </w:pPr>
             <w:r>
@@ -256,7 +256,7 @@
                 <w:color w:val="EE0000"/>
                 <w:sz w:val="28"/>
                 <w:szCs w:val="28"/>
-                <w:lang w:val="it-IT" w:bidi="ta-IN"/>
+                <w:lang w:val="en-IN" w:bidi="ta-IN"/>
               </w:rPr>
               <w:t xml:space="preserve">TS 5.1.2.5 - </w:t>
             </w:r>
@@ -267,7 +267,7 @@
                 <w:color w:val="EE0000"/>
                 <w:sz w:val="28"/>
                 <w:szCs w:val="28"/>
-                <w:lang w:val="it-IT"/>
+                <w:lang w:val="en-IN"/>
               </w:rPr>
               <w:t>Kramam</w:t>
             </w:r>
@@ -281,7 +281,7 @@
                 <w:color w:val="EE0000"/>
                 <w:sz w:val="28"/>
                 <w:szCs w:val="28"/>
-                <w:lang w:val="it-IT" w:bidi="ta-IN"/>
+                <w:lang w:val="en-IN" w:bidi="ta-IN"/>
               </w:rPr>
             </w:pPr>
             <w:r>
@@ -291,7 +291,7 @@
                 <w:color w:val="EE0000"/>
                 <w:sz w:val="28"/>
                 <w:szCs w:val="28"/>
-                <w:lang w:val="it-IT"/>
+                <w:lang w:val="en-IN"/>
               </w:rPr>
               <w:t>Krama Vaakyam</w:t>
             </w:r>
@@ -302,7 +302,7 @@
                 <w:color w:val="EE0000"/>
                 <w:sz w:val="28"/>
                 <w:szCs w:val="28"/>
-                <w:lang w:val="it-IT" w:bidi="ta-IN"/>
+                <w:lang w:val="en-IN" w:bidi="ta-IN"/>
               </w:rPr>
               <w:t xml:space="preserve"> No: - 15</w:t>
             </w:r>
@@ -647,6 +647,484 @@
                 <w:lang w:bidi="ta-IN"/>
               </w:rPr>
               <w:t>யம்</w:t>
+            </w:r>
+            <w:r>
+              <w:rPr>
+                <w:rFonts w:ascii="Latha" w:hAnsi="Latha" w:cs="Latha"/>
+                <w:color w:val="EE0000"/>
+                <w:sz w:val="28"/>
+                <w:szCs w:val="28"/>
+                <w:lang w:bidi="ta-IN"/>
+              </w:rPr>
+              <w:t xml:space="preserve"> |</w:t>
+            </w:r>
+          </w:p>
+        </w:tc>
+      </w:tr>
+      <w:tr>
+        <w:trPr>
+          <w:trHeight w:val="1104"/>
+        </w:trPr>
+        <w:tc>
+          <w:tcPr>
+            <w:tcW w:w="3906" w:type="dxa"/>
+          </w:tcPr>
+          <w:p>
+            <w:pPr>
+              <w:spacing w:before="0" w:line="240" w:lineRule="auto"/>
+              <w:rPr>
+                <w:rFonts w:cs="Latha"/>
+                <w:b/>
+                <w:color w:val="EE0000"/>
+                <w:sz w:val="28"/>
+                <w:szCs w:val="28"/>
+                <w:lang w:bidi="ta-IN"/>
+              </w:rPr>
+            </w:pPr>
+            <w:r>
+              <w:rPr>
+                <w:rFonts w:cs="Latha"/>
+                <w:b/>
+                <w:color w:val="EE0000"/>
+                <w:sz w:val="28"/>
+                <w:szCs w:val="28"/>
+                <w:lang w:bidi="ta-IN"/>
+              </w:rPr>
+              <w:t xml:space="preserve">TS 5.1.3.2 - </w:t>
+            </w:r>
+            <w:r>
+              <w:rPr>
+                <w:rFonts w:cs="Arial"/>
+                <w:b/>
+                <w:color w:val="EE0000"/>
+                <w:sz w:val="28"/>
+                <w:szCs w:val="28"/>
+              </w:rPr>
+              <w:t>Kramam</w:t>
+            </w:r>
+          </w:p>
+          <w:p>
+            <w:pPr>
+              <w:spacing w:before="0" w:line="240" w:lineRule="auto"/>
+              <w:rPr>
+                <w:rFonts w:cs="Latha"/>
+                <w:b/>
+                <w:color w:val="EE0000"/>
+                <w:sz w:val="28"/>
+                <w:szCs w:val="28"/>
+                <w:lang w:val="en-IN" w:bidi="ta-IN"/>
+              </w:rPr>
+            </w:pPr>
+            <w:r>
+              <w:rPr>
+                <w:rFonts w:cs="Arial"/>
+                <w:b/>
+                <w:color w:val="EE0000"/>
+                <w:sz w:val="28"/>
+                <w:szCs w:val="28"/>
+                <w:lang w:val="en-IN"/>
+              </w:rPr>
+              <w:t>Krama Vaakyam</w:t>
+            </w:r>
+            <w:r>
+              <w:rPr>
+                <w:rFonts w:cs="Latha"/>
+                <w:b/>
+                <w:color w:val="EE0000"/>
+                <w:sz w:val="28"/>
+                <w:szCs w:val="28"/>
+                <w:lang w:val="en-IN" w:bidi="ta-IN"/>
+              </w:rPr>
+              <w:t xml:space="preserve"> No: - 13</w:t>
+            </w:r>
+          </w:p>
+          <w:p>
+            <w:pPr>
+              <w:widowControl w:val="0"/>
+              <w:tabs>
+                <w:tab w:val="left" w:pos="993"/>
+              </w:tabs>
+              <w:autoSpaceDE w:val="0"/>
+              <w:autoSpaceDN w:val="0"/>
+              <w:adjustRightInd w:val="0"/>
+              <w:spacing w:before="0" w:line="240" w:lineRule="auto"/>
+              <w:ind w:right="297"/>
+              <w:rPr>
+                <w:rFonts w:cs="Arial"/>
+                <w:b/>
+                <w:color w:val="EE0000"/>
+                <w:sz w:val="28"/>
+                <w:szCs w:val="28"/>
+                <w:lang w:val="it-IT"/>
+              </w:rPr>
+            </w:pPr>
+            <w:r>
+              <w:rPr>
+                <w:rFonts w:cs="Latha"/>
+                <w:b/>
+                <w:color w:val="EE0000"/>
+                <w:sz w:val="28"/>
+                <w:szCs w:val="28"/>
+                <w:lang w:val="it-IT" w:bidi="ta-IN"/>
+              </w:rPr>
+              <w:t>Panchaati No. - 12</w:t>
+            </w:r>
+          </w:p>
+        </w:tc>
+        <w:tc>
+          <w:tcPr>
+            <w:tcW w:w="5103" w:type="dxa"/>
+          </w:tcPr>
+          <w:p>
+            <w:pPr>
+              <w:widowControl w:val="0"/>
+              <w:autoSpaceDE w:val="0"/>
+              <w:autoSpaceDN w:val="0"/>
+              <w:adjustRightInd w:val="0"/>
+              <w:spacing w:before="0" w:line="240" w:lineRule="auto"/>
+              <w:rPr>
+                <w:rFonts w:ascii="BRH Malayalam Extra" w:eastAsia="Times New Roman" w:hAnsi="BRH Malayalam Extra" w:cs="BRH Malayalam Extra"/>
+                <w:color w:val="EE0000"/>
+                <w:sz w:val="40"/>
+                <w:szCs w:val="40"/>
+                <w:lang w:val="it-IT" w:eastAsia="en-IN" w:bidi="ml-IN"/>
+              </w:rPr>
+            </w:pPr>
+            <w:r>
+              <w:rPr>
+                <w:rFonts w:ascii="Latha" w:hAnsi="Latha" w:cs="Latha"/>
+                <w:color w:val="EE0000"/>
+                <w:sz w:val="28"/>
+                <w:szCs w:val="28"/>
+                <w:cs/>
+                <w:lang w:bidi="ta-IN"/>
+              </w:rPr>
+              <w:t>ஜு</w:t>
+            </w:r>
+            <w:r>
+              <w:rPr>
+                <w:rFonts w:ascii="BRH Tamil Tab Extra" w:hAnsi="BRH Tamil Tab Extra" w:cs="Latha"/>
+                <w:b/>
+                <w:color w:val="EE0000"/>
+                <w:sz w:val="32"/>
+                <w:szCs w:val="28"/>
+                <w:lang w:bidi="ta-IN"/>
+              </w:rPr>
+              <w:t>…</w:t>
+            </w:r>
+            <w:r>
+              <w:rPr>
+                <w:rFonts w:ascii="Latha" w:hAnsi="Latha" w:cs="Latha"/>
+                <w:color w:val="EE0000"/>
+                <w:sz w:val="28"/>
+                <w:szCs w:val="28"/>
+                <w:cs/>
+                <w:lang w:bidi="ta-IN"/>
+              </w:rPr>
+              <w:t>ஹோ</w:t>
+            </w:r>
+            <w:r>
+              <w:rPr>
+                <w:rFonts w:ascii="BRH Tamil Tab Extra" w:hAnsi="BRH Tamil Tab Extra" w:cs="Latha"/>
+                <w:b/>
+                <w:color w:val="EE0000"/>
+                <w:sz w:val="32"/>
+                <w:szCs w:val="28"/>
+                <w:lang w:bidi="ta-IN"/>
+              </w:rPr>
+              <w:t>…</w:t>
+            </w:r>
+            <w:r>
+              <w:rPr>
+                <w:rFonts w:ascii="Latha" w:hAnsi="Latha" w:cs="Latha"/>
+                <w:color w:val="EE0000"/>
+                <w:sz w:val="28"/>
+                <w:szCs w:val="28"/>
+                <w:cs/>
+                <w:lang w:bidi="ta-IN"/>
+              </w:rPr>
+              <w:t>தி</w:t>
+            </w:r>
+            <w:r>
+              <w:rPr>
+                <w:rFonts w:ascii="BRH Tamil Tab Extra" w:hAnsi="BRH Tamil Tab Extra" w:cs="Latha"/>
+                <w:b/>
+                <w:color w:val="EE0000"/>
+                <w:sz w:val="32"/>
+                <w:szCs w:val="28"/>
+                <w:lang w:bidi="ta-IN"/>
+              </w:rPr>
+              <w:t>…</w:t>
+            </w:r>
+            <w:r>
+              <w:rPr>
+                <w:rFonts w:ascii="Latha" w:hAnsi="Latha" w:cs="Latha"/>
+                <w:color w:val="EE0000"/>
+                <w:sz w:val="28"/>
+                <w:szCs w:val="28"/>
+                <w:lang w:bidi="ta-IN"/>
+              </w:rPr>
+              <w:t xml:space="preserve"> </w:t>
+            </w:r>
+            <w:r>
+              <w:rPr>
+                <w:rFonts w:ascii="Latha" w:hAnsi="Latha" w:cs="Latha"/>
+                <w:color w:val="EE0000"/>
+                <w:sz w:val="28"/>
+                <w:szCs w:val="28"/>
+                <w:cs/>
+                <w:lang w:bidi="ta-IN"/>
+              </w:rPr>
+              <w:t>ந</w:t>
+            </w:r>
+            <w:r>
+              <w:rPr>
+                <w:rFonts w:ascii="Latha" w:hAnsi="Latha" w:cs="Latha"/>
+                <w:color w:val="EE0000"/>
+                <w:sz w:val="28"/>
+                <w:szCs w:val="28"/>
+                <w:lang w:bidi="ta-IN"/>
+              </w:rPr>
+              <w:t xml:space="preserve"> | </w:t>
+            </w:r>
+            <w:r>
+              <w:rPr>
+                <w:rFonts w:ascii="Latha" w:hAnsi="Latha" w:cs="Latha"/>
+                <w:color w:val="EE0000"/>
+                <w:sz w:val="28"/>
+                <w:szCs w:val="28"/>
+                <w:cs/>
+                <w:lang w:bidi="ta-IN"/>
+              </w:rPr>
+              <w:t>நாந்</w:t>
+            </w:r>
+            <w:r>
+              <w:rPr>
+                <w:rFonts w:ascii="Latha" w:hAnsi="Latha" w:cs="Latha"/>
+                <w:color w:val="EE0000"/>
+                <w:sz w:val="28"/>
+                <w:szCs w:val="28"/>
+                <w:highlight w:val="yellow"/>
+                <w:cs/>
+                <w:lang w:bidi="ta-IN"/>
+              </w:rPr>
+              <w:t>த</w:t>
+            </w:r>
+            <w:r>
+              <w:rPr>
+                <w:rFonts w:ascii="BRH Tamil Tab Extra" w:hAnsi="BRH Tamil Tab Extra" w:cs="Latha"/>
+                <w:b/>
+                <w:color w:val="EE0000"/>
+                <w:sz w:val="36"/>
+                <w:szCs w:val="28"/>
+                <w:lang w:bidi="ta-IN"/>
+              </w:rPr>
+              <w:t>†</w:t>
+            </w:r>
+            <w:r>
+              <w:rPr>
+                <w:rFonts w:ascii="Latha" w:hAnsi="Latha" w:cs="Latha"/>
+                <w:b/>
+                <w:bCs/>
+                <w:color w:val="EE0000"/>
+                <w:position w:val="-12"/>
+                <w:sz w:val="28"/>
+                <w:szCs w:val="28"/>
+                <w:cs/>
+                <w:lang w:bidi="ta-IN"/>
+              </w:rPr>
+              <w:t>4</w:t>
+            </w:r>
+            <w:r>
+              <w:rPr>
+                <w:rFonts w:ascii="Latha" w:hAnsi="Latha" w:cs="Latha"/>
+                <w:b/>
+                <w:bCs/>
+                <w:color w:val="EE0000"/>
+                <w:sz w:val="32"/>
+                <w:szCs w:val="32"/>
+                <w:cs/>
+                <w:lang w:bidi="ta-IN"/>
+              </w:rPr>
+              <w:t>:</w:t>
+            </w:r>
+            <w:r>
+              <w:rPr>
+                <w:rFonts w:ascii="Latha" w:hAnsi="Latha" w:cs="Latha"/>
+                <w:color w:val="EE0000"/>
+                <w:sz w:val="28"/>
+                <w:szCs w:val="28"/>
+                <w:lang w:bidi="ta-IN"/>
+              </w:rPr>
+              <w:t xml:space="preserve"> |</w:t>
+            </w:r>
+          </w:p>
+        </w:tc>
+        <w:tc>
+          <w:tcPr>
+            <w:tcW w:w="5386" w:type="dxa"/>
+          </w:tcPr>
+          <w:p>
+            <w:pPr>
+              <w:widowControl w:val="0"/>
+              <w:autoSpaceDE w:val="0"/>
+              <w:autoSpaceDN w:val="0"/>
+              <w:adjustRightInd w:val="0"/>
+              <w:spacing w:before="0" w:line="240" w:lineRule="auto"/>
+              <w:rPr>
+                <w:rFonts w:ascii="BRH Malayalam Extra" w:eastAsia="Times New Roman" w:hAnsi="BRH Malayalam Extra" w:cs="BRH Malayalam Extra"/>
+                <w:color w:val="EE0000"/>
+                <w:sz w:val="40"/>
+                <w:szCs w:val="40"/>
+                <w:lang w:val="it-IT" w:eastAsia="en-IN" w:bidi="ml-IN"/>
+              </w:rPr>
+            </w:pPr>
+            <w:r>
+              <w:rPr>
+                <w:rFonts w:ascii="Latha" w:hAnsi="Latha" w:cs="Latha"/>
+                <w:color w:val="EE0000"/>
+                <w:sz w:val="28"/>
+                <w:szCs w:val="28"/>
+                <w:cs/>
+                <w:lang w:bidi="ta-IN"/>
+              </w:rPr>
+              <w:t>ஜு</w:t>
+            </w:r>
+            <w:r>
+              <w:rPr>
+                <w:rFonts w:ascii="BRH Tamil Tab Extra" w:hAnsi="BRH Tamil Tab Extra" w:cs="Latha"/>
+                <w:b/>
+                <w:color w:val="EE0000"/>
+                <w:sz w:val="32"/>
+                <w:szCs w:val="28"/>
+                <w:lang w:bidi="ta-IN"/>
+              </w:rPr>
+              <w:t>…</w:t>
+            </w:r>
+            <w:r>
+              <w:rPr>
+                <w:rFonts w:ascii="Latha" w:hAnsi="Latha" w:cs="Latha"/>
+                <w:color w:val="EE0000"/>
+                <w:sz w:val="28"/>
+                <w:szCs w:val="28"/>
+                <w:cs/>
+                <w:lang w:bidi="ta-IN"/>
+              </w:rPr>
+              <w:t>ஹோ</w:t>
+            </w:r>
+            <w:r>
+              <w:rPr>
+                <w:rFonts w:ascii="BRH Tamil Tab Extra" w:hAnsi="BRH Tamil Tab Extra" w:cs="Latha"/>
+                <w:b/>
+                <w:color w:val="EE0000"/>
+                <w:sz w:val="32"/>
+                <w:szCs w:val="28"/>
+                <w:lang w:bidi="ta-IN"/>
+              </w:rPr>
+              <w:t>…</w:t>
+            </w:r>
+            <w:r>
+              <w:rPr>
+                <w:rFonts w:ascii="Latha" w:hAnsi="Latha" w:cs="Latha"/>
+                <w:color w:val="EE0000"/>
+                <w:sz w:val="28"/>
+                <w:szCs w:val="28"/>
+                <w:cs/>
+                <w:lang w:bidi="ta-IN"/>
+              </w:rPr>
+              <w:t>தி</w:t>
+            </w:r>
+            <w:r>
+              <w:rPr>
+                <w:rFonts w:ascii="BRH Tamil Tab Extra" w:hAnsi="BRH Tamil Tab Extra" w:cs="Latha"/>
+                <w:b/>
+                <w:color w:val="EE0000"/>
+                <w:sz w:val="32"/>
+                <w:szCs w:val="28"/>
+                <w:lang w:bidi="ta-IN"/>
+              </w:rPr>
+              <w:t>…</w:t>
+            </w:r>
+            <w:r>
+              <w:rPr>
+                <w:rFonts w:ascii="Latha" w:hAnsi="Latha" w:cs="Latha"/>
+                <w:color w:val="EE0000"/>
+                <w:sz w:val="28"/>
+                <w:szCs w:val="28"/>
+                <w:lang w:bidi="ta-IN"/>
+              </w:rPr>
+              <w:t xml:space="preserve"> </w:t>
+            </w:r>
+            <w:r>
+              <w:rPr>
+                <w:rFonts w:ascii="Latha" w:hAnsi="Latha" w:cs="Latha"/>
+                <w:color w:val="EE0000"/>
+                <w:sz w:val="28"/>
+                <w:szCs w:val="28"/>
+                <w:cs/>
+                <w:lang w:bidi="ta-IN"/>
+              </w:rPr>
+              <w:t>ந</w:t>
+            </w:r>
+            <w:r>
+              <w:rPr>
+                <w:rFonts w:ascii="Latha" w:hAnsi="Latha" w:cs="Latha"/>
+                <w:color w:val="EE0000"/>
+                <w:sz w:val="28"/>
+                <w:szCs w:val="28"/>
+                <w:lang w:bidi="ta-IN"/>
+              </w:rPr>
+              <w:t xml:space="preserve"> | </w:t>
+            </w:r>
+            <w:r>
+              <w:rPr>
+                <w:rFonts w:ascii="Latha" w:hAnsi="Latha" w:cs="Latha"/>
+                <w:color w:val="EE0000"/>
+                <w:sz w:val="28"/>
+                <w:szCs w:val="28"/>
+                <w:cs/>
+                <w:lang w:bidi="ta-IN"/>
+              </w:rPr>
+              <w:t>நாந்</w:t>
+            </w:r>
+            <w:r>
+              <w:rPr>
+                <w:rFonts w:ascii="Latha" w:hAnsi="Latha" w:cs="Latha"/>
+                <w:color w:val="EE0000"/>
+                <w:sz w:val="28"/>
+                <w:szCs w:val="28"/>
+                <w:highlight w:val="green"/>
+                <w:cs/>
+                <w:lang w:bidi="ta-IN"/>
+              </w:rPr>
+              <w:t>த</w:t>
+            </w:r>
+            <w:r>
+              <w:rPr>
+                <w:rFonts w:ascii="Latha" w:hAnsi="Latha" w:cs="Latha"/>
+                <w:b/>
+                <w:bCs/>
+                <w:color w:val="EE0000"/>
+                <w:position w:val="-12"/>
+                <w:sz w:val="28"/>
+                <w:szCs w:val="28"/>
+                <w:cs/>
+                <w:lang w:bidi="ta-IN"/>
+              </w:rPr>
+              <w:t>4</w:t>
+            </w:r>
+            <w:r>
+              <w:rPr>
+                <w:rFonts w:ascii="Latha" w:hAnsi="Latha" w:cs="Latha"/>
+                <w:b/>
+                <w:bCs/>
+                <w:color w:val="EE0000"/>
+                <w:sz w:val="32"/>
+                <w:szCs w:val="32"/>
+                <w:cs/>
+                <w:lang w:bidi="ta-IN"/>
+              </w:rPr>
+              <w:t>:</w:t>
             </w:r>
             <w:r>
               <w:rPr>
@@ -1745,6 +2223,7 @@
                 <w:cs/>
                 <w:lang w:bidi="ta-IN"/>
               </w:rPr>
+              <w:lastRenderedPageBreak/>
               <w:t>ர</w:t>
             </w:r>
             <w:r>
@@ -1868,6 +2347,7 @@
                 <w:cs/>
                 <w:lang w:bidi="ta-IN"/>
               </w:rPr>
+              <w:lastRenderedPageBreak/>
               <w:t>அ</w:t>
             </w:r>
             <w:r>
@@ -2037,6 +2517,7 @@
                 <w:cs/>
                 <w:lang w:bidi="ta-IN"/>
               </w:rPr>
+              <w:lastRenderedPageBreak/>
               <w:t>ர</w:t>
             </w:r>
             <w:r>
@@ -2170,6 +2651,7 @@
                 <w:sz w:val="28"/>
                 <w:szCs w:val="28"/>
               </w:rPr>
+              <w:lastRenderedPageBreak/>
               <w:t>T.S.5.1.2.</w:t>
             </w:r>
             <w:r>
@@ -2230,7 +2712,6 @@
                 <w:sz w:val="28"/>
                 <w:szCs w:val="28"/>
               </w:rPr>
-              <w:lastRenderedPageBreak/>
               <w:t>40,41,42</w:t>
             </w:r>
           </w:p>
@@ -2302,7 +2783,6 @@
                 <w:cs/>
                 <w:lang w:bidi="ta-IN"/>
               </w:rPr>
-              <w:lastRenderedPageBreak/>
               <w:t>ப</w:t>
             </w:r>
             <w:r>
@@ -2406,7 +2886,6 @@
                 <w:cs/>
                 <w:lang w:bidi="ta-IN"/>
               </w:rPr>
-              <w:lastRenderedPageBreak/>
               <w:t>அனு</w:t>
             </w:r>
             <w:r>
@@ -2667,7 +3146,6 @@
                 <w:cs/>
                 <w:lang w:bidi="ta-IN"/>
               </w:rPr>
-              <w:lastRenderedPageBreak/>
               <w:t>ப</w:t>
             </w:r>
             <w:r>
@@ -2771,7 +3249,6 @@
                 <w:cs/>
                 <w:lang w:bidi="ta-IN"/>
               </w:rPr>
-              <w:lastRenderedPageBreak/>
               <w:t>அனு</w:t>
             </w:r>
             <w:r>
@@ -3033,7 +3510,6 @@
                 <w:sz w:val="28"/>
                 <w:szCs w:val="28"/>
               </w:rPr>
-              <w:lastRenderedPageBreak/>
               <w:t>T.S.5.1.2.</w:t>
             </w:r>
             <w:r>
@@ -5465,6 +5941,7 @@
                 <w:sz w:val="28"/>
                 <w:szCs w:val="28"/>
               </w:rPr>
+              <w:lastRenderedPageBreak/>
               <w:t>T.S.5.1.</w:t>
             </w:r>
             <w:r>
@@ -6008,7 +6485,6 @@
                 <w:sz w:val="28"/>
                 <w:szCs w:val="28"/>
               </w:rPr>
-              <w:lastRenderedPageBreak/>
               <w:t>T.S.5.1.</w:t>
             </w:r>
             <w:r>
@@ -9200,6 +9676,7 @@
                 <w:sz w:val="28"/>
                 <w:szCs w:val="32"/>
               </w:rPr>
+              <w:lastRenderedPageBreak/>
               <w:t>T.S.</w:t>
             </w:r>
             <w:r>
@@ -9630,7 +10107,6 @@
           <w:szCs w:val="32"/>
           <w:u w:val="single"/>
         </w:rPr>
-        <w:lastRenderedPageBreak/>
         <w:t xml:space="preserve">TS </w:t>
       </w:r>
       <w:r>
@@ -12297,6 +12773,7 @@
                 <w:sz w:val="28"/>
                 <w:szCs w:val="32"/>
               </w:rPr>
+              <w:lastRenderedPageBreak/>
               <w:t>T.S.5.1.5.9 – Kramam</w:t>
             </w:r>
           </w:p>
@@ -13002,7 +13479,6 @@
                 <w:sz w:val="28"/>
                 <w:szCs w:val="32"/>
               </w:rPr>
-              <w:lastRenderedPageBreak/>
               <w:t>T.S.5.1.8.4 – Kramam</w:t>
             </w:r>
           </w:p>
@@ -16016,6 +16492,7 @@
           <w:szCs w:val="32"/>
           <w:u w:val="single"/>
         </w:rPr>
+        <w:lastRenderedPageBreak/>
         <w:t>=========================</w:t>
       </w:r>
     </w:p>
@@ -16062,7 +16539,6 @@
           <w:szCs w:val="32"/>
           <w:u w:val="single"/>
         </w:rPr>
-        <w:lastRenderedPageBreak/>
         <w:t xml:space="preserve">TS </w:t>
       </w:r>
       <w:r>
